--- a/report.docx
+++ b/report.docx
@@ -562,7 +562,18 @@
         <w:suppressLineNumbers w:val="0"/>
         <w:spacing w:before="0" w:beforeAutospacing="0" w:after="0" w:afterAutospacing="0" w:line="420" w:lineRule="atLeast"/>
         <w:ind w:right="660"/>
-      </w:pPr>
+        <w:rPr>
+          <w:rFonts w:hint="default"/>
+          <w:lang w:val="en-US" w:eastAsia="zh-CN"/>
+        </w:rPr>
+      </w:pPr>
+      <w:r>
+        <w:rPr>
+          <w:rFonts w:hint="eastAsia"/>
+          <w:lang w:val="en-US" w:eastAsia="zh-CN"/>
+        </w:rPr>
+        <w:t>问题2：read到的act为0</w:t>
+      </w:r>
     </w:p>
     <w:p>
       <w:pPr>
@@ -574,7 +585,7 @@
         <w:spacing w:before="0" w:beforeAutospacing="0" w:after="0" w:afterAutospacing="0" w:line="420" w:lineRule="atLeast"/>
         <w:ind w:right="660"/>
         <w:rPr>
-          <w:rFonts w:hint="eastAsia"/>
+          <w:rFonts w:hint="default"/>
           <w:lang w:val="en-US" w:eastAsia="zh-CN"/>
         </w:rPr>
       </w:pPr>
@@ -589,7 +600,7 @@
         <w:spacing w:before="0" w:beforeAutospacing="0" w:after="0" w:afterAutospacing="0" w:line="420" w:lineRule="atLeast"/>
         <w:ind w:right="660"/>
         <w:rPr>
-          <w:rFonts w:hint="default"/>
+          <w:rFonts w:hint="eastAsia"/>
           <w:lang w:val="en-US" w:eastAsia="zh-CN"/>
         </w:rPr>
       </w:pPr>
@@ -604,229 +615,24 @@
         <w:spacing w:before="0" w:beforeAutospacing="0" w:after="0" w:afterAutospacing="0" w:line="420" w:lineRule="atLeast"/>
         <w:ind w:right="660"/>
         <w:rPr>
-          <w:rFonts w:hint="default" w:ascii="Times New Roman" w:hAnsi="Times New Roman" w:eastAsia="宋体" w:cs="Times New Roman"/>
-          <w:i w:val="0"/>
-          <w:iCs w:val="0"/>
-          <w:caps w:val="0"/>
-          <w:color w:val="0F1115"/>
-          <w:spacing w:val="0"/>
-          <w:sz w:val="28"/>
-          <w:szCs w:val="28"/>
-          <w:shd w:val="clear" w:fill="FFFFFF"/>
-        </w:rPr>
-      </w:pPr>
-    </w:p>
-    <w:p>
-      <w:pPr>
-        <w:keepNext w:val="0"/>
-        <w:keepLines w:val="0"/>
-        <w:widowControl/>
-        <w:suppressLineNumbers w:val="0"/>
-        <w:jc w:val="left"/>
-        <w:rPr>
-          <w:rFonts w:hint="eastAsia" w:ascii="Times New Roman" w:hAnsi="Times New Roman" w:eastAsia="宋体" w:cs="Times New Roman"/>
-          <w:color w:val="000000"/>
-          <w:kern w:val="0"/>
-          <w:sz w:val="28"/>
-          <w:szCs w:val="28"/>
-          <w:lang w:val="en-US" w:eastAsia="zh-CN" w:bidi="ar"/>
-        </w:rPr>
-      </w:pPr>
-    </w:p>
-    <w:p>
-      <w:pPr>
-        <w:keepNext w:val="0"/>
-        <w:keepLines w:val="0"/>
-        <w:widowControl/>
-        <w:suppressLineNumbers w:val="0"/>
-        <w:jc w:val="left"/>
-        <w:rPr>
-          <w:rFonts w:hint="eastAsia" w:ascii="Times New Roman" w:hAnsi="Times New Roman" w:eastAsia="宋体" w:cs="Times New Roman"/>
-          <w:color w:val="000000"/>
-          <w:kern w:val="0"/>
-          <w:sz w:val="28"/>
-          <w:szCs w:val="28"/>
-          <w:lang w:val="en-US" w:eastAsia="zh-CN" w:bidi="ar"/>
-        </w:rPr>
-      </w:pPr>
-      <w:r>
-        <w:rPr>
-          <w:rFonts w:hint="eastAsia" w:ascii="Times New Roman" w:hAnsi="Times New Roman" w:eastAsia="宋体" w:cs="Times New Roman"/>
-          <w:color w:val="000000"/>
-          <w:kern w:val="0"/>
-          <w:sz w:val="28"/>
-          <w:szCs w:val="28"/>
-          <w:lang w:val="en-US" w:eastAsia="zh-CN" w:bidi="ar"/>
-        </w:rPr>
-        <w:t>1.reset 验证计划</w:t>
-      </w:r>
-    </w:p>
-    <w:p>
-      <w:pPr>
-        <w:keepNext w:val="0"/>
-        <w:keepLines w:val="0"/>
-        <w:widowControl/>
-        <w:suppressLineNumbers w:val="0"/>
-        <w:jc w:val="left"/>
-        <w:rPr>
-          <w:rFonts w:hint="default" w:ascii="Times New Roman" w:hAnsi="Times New Roman" w:eastAsia="宋体" w:cs="Times New Roman"/>
-          <w:color w:val="000000"/>
-          <w:kern w:val="0"/>
-          <w:sz w:val="28"/>
-          <w:szCs w:val="28"/>
-          <w:lang w:val="en-US" w:eastAsia="zh-CN" w:bidi="ar"/>
-        </w:rPr>
-      </w:pPr>
-      <w:r>
-        <w:rPr>
-          <w:rFonts w:hint="eastAsia" w:ascii="Times New Roman" w:hAnsi="Times New Roman" w:eastAsia="宋体" w:cs="Times New Roman"/>
-          <w:color w:val="000000"/>
-          <w:kern w:val="0"/>
-          <w:sz w:val="28"/>
-          <w:szCs w:val="28"/>
-          <w:lang w:val="en-US" w:eastAsia="zh-CN" w:bidi="ar"/>
-        </w:rPr>
-        <w:t>上电复位：开机就直接复位 ✔</w:t>
-      </w:r>
-    </w:p>
-    <w:p>
-      <w:pPr>
-        <w:keepNext w:val="0"/>
-        <w:keepLines w:val="0"/>
-        <w:widowControl/>
-        <w:suppressLineNumbers w:val="0"/>
-        <w:jc w:val="left"/>
-        <w:rPr>
-          <w:rFonts w:hint="eastAsia" w:ascii="Times New Roman" w:hAnsi="Times New Roman" w:eastAsia="宋体" w:cs="Times New Roman"/>
-          <w:color w:val="000000"/>
-          <w:kern w:val="0"/>
-          <w:sz w:val="28"/>
-          <w:szCs w:val="28"/>
-          <w:lang w:val="en-US" w:eastAsia="zh-CN" w:bidi="ar"/>
-        </w:rPr>
-      </w:pPr>
-      <w:r>
-        <w:rPr>
-          <w:rFonts w:hint="eastAsia" w:ascii="Times New Roman" w:hAnsi="Times New Roman" w:eastAsia="宋体" w:cs="Times New Roman"/>
-          <w:color w:val="000000"/>
-          <w:kern w:val="0"/>
-          <w:sz w:val="28"/>
-          <w:szCs w:val="28"/>
-          <w:lang w:val="en-US" w:eastAsia="zh-CN" w:bidi="ar"/>
-        </w:rPr>
-        <w:t>Idle阶段复位 ✔</w:t>
-      </w:r>
-    </w:p>
-    <w:p>
-      <w:pPr>
-        <w:keepNext w:val="0"/>
-        <w:keepLines w:val="0"/>
-        <w:widowControl/>
-        <w:suppressLineNumbers w:val="0"/>
-        <w:jc w:val="left"/>
-        <w:rPr>
-          <w:rFonts w:hint="eastAsia" w:ascii="Times New Roman" w:hAnsi="Times New Roman" w:eastAsia="宋体" w:cs="Times New Roman"/>
-          <w:color w:val="000000"/>
-          <w:kern w:val="0"/>
-          <w:sz w:val="28"/>
-          <w:szCs w:val="28"/>
-          <w:lang w:val="en-US" w:eastAsia="zh-CN" w:bidi="ar"/>
-        </w:rPr>
-      </w:pPr>
-      <w:r>
-        <w:rPr>
-          <w:rFonts w:hint="eastAsia" w:ascii="Times New Roman" w:hAnsi="Times New Roman" w:eastAsia="宋体" w:cs="Times New Roman"/>
-          <w:color w:val="000000"/>
-          <w:kern w:val="0"/>
-          <w:sz w:val="28"/>
-          <w:szCs w:val="28"/>
-          <w:lang w:val="en-US" w:eastAsia="zh-CN" w:bidi="ar"/>
-        </w:rPr>
-        <w:t>Push/pop后复位 ×</w:t>
-      </w:r>
-    </w:p>
-    <w:p>
-      <w:pPr>
-        <w:keepNext w:val="0"/>
-        <w:keepLines w:val="0"/>
-        <w:widowControl/>
-        <w:suppressLineNumbers w:val="0"/>
-        <w:jc w:val="left"/>
-        <w:rPr>
-          <w:rFonts w:hint="default" w:ascii="Times New Roman" w:hAnsi="Times New Roman" w:eastAsia="宋体" w:cs="Times New Roman"/>
-          <w:color w:val="000000"/>
-          <w:kern w:val="0"/>
-          <w:sz w:val="28"/>
-          <w:szCs w:val="28"/>
-          <w:lang w:val="en-US" w:eastAsia="zh-CN" w:bidi="ar"/>
-        </w:rPr>
-      </w:pPr>
-      <w:r>
-        <w:rPr>
-          <w:rFonts w:hint="eastAsia" w:ascii="Times New Roman" w:hAnsi="Times New Roman" w:eastAsia="宋体" w:cs="Times New Roman"/>
-          <w:color w:val="000000"/>
-          <w:kern w:val="0"/>
-          <w:sz w:val="28"/>
-          <w:szCs w:val="28"/>
-          <w:lang w:val="en-US" w:eastAsia="zh-CN" w:bidi="ar"/>
-        </w:rPr>
-        <w:t>Bug 01：</w:t>
-      </w:r>
-    </w:p>
-    <w:p>
-      <w:pPr>
-        <w:keepNext w:val="0"/>
-        <w:keepLines w:val="0"/>
-        <w:widowControl/>
-        <w:suppressLineNumbers w:val="0"/>
-        <w:jc w:val="left"/>
-        <w:rPr>
-          <w:rFonts w:hint="default"/>
-          <w:lang w:val="en-US" w:eastAsia="zh-CN"/>
-        </w:rPr>
-      </w:pPr>
-      <w:r>
-        <w:rPr>
-          <w:rFonts w:hint="eastAsia"/>
-          <w:lang w:val="en-US" w:eastAsia="zh-CN"/>
-        </w:rPr>
-        <w:t>Exp：Push data后 ，应该不为空 count为1</w:t>
-      </w:r>
-    </w:p>
-    <w:p>
-      <w:pPr>
-        <w:keepNext w:val="0"/>
-        <w:keepLines w:val="0"/>
-        <w:widowControl/>
-        <w:suppressLineNumbers w:val="0"/>
-        <w:jc w:val="left"/>
-        <w:rPr>
-          <w:rFonts w:hint="eastAsia"/>
-          <w:lang w:val="en-US" w:eastAsia="zh-CN"/>
-        </w:rPr>
-      </w:pPr>
-      <w:r>
-        <w:rPr>
-          <w:rFonts w:hint="eastAsia"/>
-          <w:lang w:val="en-US" w:eastAsia="zh-CN"/>
-        </w:rPr>
-        <w:t>Act：push data后 empty为1 count 为0</w:t>
-      </w:r>
-    </w:p>
-    <w:p>
-      <w:pPr>
-        <w:keepNext w:val="0"/>
-        <w:keepLines w:val="0"/>
-        <w:widowControl/>
-        <w:suppressLineNumbers w:val="0"/>
-        <w:jc w:val="left"/>
+          <w:rFonts w:hint="eastAsia"/>
+          <w:lang w:val="en-US" w:eastAsia="zh-CN"/>
+        </w:rPr>
       </w:pPr>
       <w:r>
         <w:drawing>
-          <wp:inline distT="0" distB="0" distL="114300" distR="114300">
-            <wp:extent cx="5270500" cy="2037715"/>
-            <wp:effectExtent l="0" t="0" r="6350" b="635"/>
-            <wp:docPr id="4" name="图片 1"/>
+          <wp:anchor distT="0" distB="0" distL="114300" distR="114300" simplePos="0" relativeHeight="251661312" behindDoc="0" locked="0" layoutInCell="1" allowOverlap="1">
+            <wp:simplePos x="0" y="0"/>
+            <wp:positionH relativeFrom="column">
+              <wp:posOffset>-112395</wp:posOffset>
+            </wp:positionH>
+            <wp:positionV relativeFrom="paragraph">
+              <wp:posOffset>-5706110</wp:posOffset>
+            </wp:positionV>
+            <wp:extent cx="5264785" cy="1955800"/>
+            <wp:effectExtent l="0" t="0" r="12065" b="6350"/>
+            <wp:wrapTopAndBottom/>
+            <wp:docPr id="3" name="图片 2"/>
             <wp:cNvGraphicFramePr>
               <a:graphicFrameLocks xmlns:a="http://schemas.openxmlformats.org/drawingml/2006/main" noChangeAspect="1"/>
             </wp:cNvGraphicFramePr>
@@ -834,7 +640,7 @@
               <a:graphicData uri="http://schemas.openxmlformats.org/drawingml/2006/picture">
                 <pic:pic xmlns:pic="http://schemas.openxmlformats.org/drawingml/2006/picture">
                   <pic:nvPicPr>
-                    <pic:cNvPr id="4" name="图片 1"/>
+                    <pic:cNvPr id="3" name="图片 2"/>
                     <pic:cNvPicPr>
                       <a:picLocks noChangeAspect="1"/>
                     </pic:cNvPicPr>
@@ -848,7 +654,145 @@
                   <pic:spPr>
                     <a:xfrm>
                       <a:off x="0" y="0"/>
-                      <a:ext cx="5270500" cy="2037715"/>
+                      <a:ext cx="5264785" cy="1955800"/>
+                    </a:xfrm>
+                    <a:prstGeom prst="rect">
+                      <a:avLst/>
+                    </a:prstGeom>
+                    <a:noFill/>
+                    <a:ln>
+                      <a:noFill/>
+                    </a:ln>
+                  </pic:spPr>
+                </pic:pic>
+              </a:graphicData>
+            </a:graphic>
+          </wp:anchor>
+        </w:drawing>
+      </w:r>
+      <w:r>
+        <w:rPr>
+          <w:rFonts w:hint="eastAsia"/>
+          <w:lang w:val="en-US" w:eastAsia="zh-CN"/>
+        </w:rPr>
+        <w:t>解决方法：</w:t>
+      </w:r>
+    </w:p>
+    <w:p>
+      <w:pPr>
+        <w:pStyle w:val="4"/>
+        <w:keepNext w:val="0"/>
+        <w:keepLines w:val="0"/>
+        <w:widowControl/>
+        <w:suppressLineNumbers w:val="0"/>
+        <w:spacing w:before="0" w:beforeAutospacing="0" w:after="0" w:afterAutospacing="0" w:line="420" w:lineRule="atLeast"/>
+        <w:ind w:right="660"/>
+        <w:rPr>
+          <w:rFonts w:hint="eastAsia"/>
+          <w:lang w:val="en-US" w:eastAsia="zh-CN"/>
+        </w:rPr>
+      </w:pPr>
+      <w:r>
+        <w:drawing>
+          <wp:anchor distT="0" distB="0" distL="114300" distR="114300" simplePos="0" relativeHeight="251662336" behindDoc="0" locked="0" layoutInCell="1" allowOverlap="1">
+            <wp:simplePos x="0" y="0"/>
+            <wp:positionH relativeFrom="column">
+              <wp:posOffset>0</wp:posOffset>
+            </wp:positionH>
+            <wp:positionV relativeFrom="paragraph">
+              <wp:posOffset>5715</wp:posOffset>
+            </wp:positionV>
+            <wp:extent cx="3143250" cy="771525"/>
+            <wp:effectExtent l="0" t="0" r="0" b="9525"/>
+            <wp:wrapTopAndBottom/>
+            <wp:docPr id="4" name="图片 3"/>
+            <wp:cNvGraphicFramePr>
+              <a:graphicFrameLocks xmlns:a="http://schemas.openxmlformats.org/drawingml/2006/main" noChangeAspect="1"/>
+            </wp:cNvGraphicFramePr>
+            <a:graphic xmlns:a="http://schemas.openxmlformats.org/drawingml/2006/main">
+              <a:graphicData uri="http://schemas.openxmlformats.org/drawingml/2006/picture">
+                <pic:pic xmlns:pic="http://schemas.openxmlformats.org/drawingml/2006/picture">
+                  <pic:nvPicPr>
+                    <pic:cNvPr id="4" name="图片 3"/>
+                    <pic:cNvPicPr>
+                      <a:picLocks noChangeAspect="1"/>
+                    </pic:cNvPicPr>
+                  </pic:nvPicPr>
+                  <pic:blipFill>
+                    <a:blip r:embed="rId9"/>
+                    <a:stretch>
+                      <a:fillRect/>
+                    </a:stretch>
+                  </pic:blipFill>
+                  <pic:spPr>
+                    <a:xfrm>
+                      <a:off x="0" y="0"/>
+                      <a:ext cx="3143250" cy="771525"/>
+                    </a:xfrm>
+                    <a:prstGeom prst="rect">
+                      <a:avLst/>
+                    </a:prstGeom>
+                    <a:noFill/>
+                    <a:ln>
+                      <a:noFill/>
+                    </a:ln>
+                  </pic:spPr>
+                </pic:pic>
+              </a:graphicData>
+            </a:graphic>
+          </wp:anchor>
+        </w:drawing>
+      </w:r>
+      <w:r>
+        <w:rPr>
+          <w:rFonts w:hint="eastAsia"/>
+          <w:lang w:val="en-US" w:eastAsia="zh-CN"/>
+        </w:rPr>
+        <w:t>此处driver误设置为非阻塞型。这是包里的值，不是rtl的值，导致需要等一个clk来赋值，使得错过数据，改成 “=” 即可</w:t>
+      </w:r>
+    </w:p>
+    <w:p>
+      <w:pPr>
+        <w:pStyle w:val="4"/>
+        <w:keepNext w:val="0"/>
+        <w:keepLines w:val="0"/>
+        <w:widowControl/>
+        <w:suppressLineNumbers w:val="0"/>
+        <w:spacing w:before="0" w:beforeAutospacing="0" w:after="0" w:afterAutospacing="0" w:line="420" w:lineRule="atLeast"/>
+        <w:ind w:right="660"/>
+        <w:rPr>
+          <w:rFonts w:hint="default"/>
+          <w:lang w:val="en-US" w:eastAsia="zh-CN"/>
+        </w:rPr>
+      </w:pPr>
+      <w:r>
+        <w:drawing>
+          <wp:inline distT="0" distB="0" distL="114300" distR="114300">
+            <wp:extent cx="5268595" cy="2052955"/>
+            <wp:effectExtent l="0" t="0" r="8255" b="4445"/>
+            <wp:docPr id="7" name="图片 4"/>
+            <wp:cNvGraphicFramePr>
+              <a:graphicFrameLocks xmlns:a="http://schemas.openxmlformats.org/drawingml/2006/main" noChangeAspect="1"/>
+            </wp:cNvGraphicFramePr>
+            <a:graphic xmlns:a="http://schemas.openxmlformats.org/drawingml/2006/main">
+              <a:graphicData uri="http://schemas.openxmlformats.org/drawingml/2006/picture">
+                <pic:pic xmlns:pic="http://schemas.openxmlformats.org/drawingml/2006/picture">
+                  <pic:nvPicPr>
+                    <pic:cNvPr id="7" name="图片 4"/>
+                    <pic:cNvPicPr>
+                      <a:picLocks noChangeAspect="1"/>
+                    </pic:cNvPicPr>
+                  </pic:nvPicPr>
+                  <pic:blipFill>
+                    <a:blip r:embed="rId10"/>
+                    <a:stretch>
+                      <a:fillRect/>
+                    </a:stretch>
+                  </pic:blipFill>
+                  <pic:spPr>
+                    <a:xfrm>
+                      <a:off x="0" y="0"/>
+                      <a:ext cx="5268595" cy="2052955"/>
                     </a:xfrm>
                     <a:prstGeom prst="rect">
                       <a:avLst/>
@@ -867,6 +811,246 @@
     </w:p>
     <w:p>
       <w:pPr>
+        <w:pStyle w:val="4"/>
+        <w:keepNext w:val="0"/>
+        <w:keepLines w:val="0"/>
+        <w:widowControl/>
+        <w:suppressLineNumbers w:val="0"/>
+        <w:spacing w:before="0" w:beforeAutospacing="0" w:after="0" w:afterAutospacing="0" w:line="420" w:lineRule="atLeast"/>
+        <w:ind w:right="660"/>
+        <w:rPr>
+          <w:rFonts w:hint="default" w:ascii="Times New Roman" w:hAnsi="Times New Roman" w:eastAsia="宋体" w:cs="Times New Roman"/>
+          <w:i w:val="0"/>
+          <w:iCs w:val="0"/>
+          <w:caps w:val="0"/>
+          <w:color w:val="0F1115"/>
+          <w:spacing w:val="0"/>
+          <w:sz w:val="28"/>
+          <w:szCs w:val="28"/>
+          <w:shd w:val="clear" w:fill="FFFFFF"/>
+        </w:rPr>
+      </w:pPr>
+    </w:p>
+    <w:p>
+      <w:pPr>
+        <w:keepNext w:val="0"/>
+        <w:keepLines w:val="0"/>
+        <w:widowControl/>
+        <w:suppressLineNumbers w:val="0"/>
+        <w:jc w:val="left"/>
+        <w:rPr>
+          <w:rFonts w:hint="eastAsia" w:ascii="Times New Roman" w:hAnsi="Times New Roman" w:eastAsia="宋体" w:cs="Times New Roman"/>
+          <w:color w:val="000000"/>
+          <w:kern w:val="0"/>
+          <w:sz w:val="28"/>
+          <w:szCs w:val="28"/>
+          <w:lang w:val="en-US" w:eastAsia="zh-CN" w:bidi="ar"/>
+        </w:rPr>
+      </w:pPr>
+    </w:p>
+    <w:p>
+      <w:pPr>
+        <w:keepNext w:val="0"/>
+        <w:keepLines w:val="0"/>
+        <w:widowControl/>
+        <w:suppressLineNumbers w:val="0"/>
+        <w:jc w:val="left"/>
+        <w:rPr>
+          <w:rFonts w:hint="eastAsia" w:ascii="Times New Roman" w:hAnsi="Times New Roman" w:eastAsia="宋体" w:cs="Times New Roman"/>
+          <w:color w:val="0000FF"/>
+          <w:kern w:val="0"/>
+          <w:sz w:val="28"/>
+          <w:szCs w:val="28"/>
+          <w:lang w:val="en-US" w:eastAsia="zh-CN" w:bidi="ar"/>
+        </w:rPr>
+      </w:pPr>
+      <w:r>
+        <w:rPr>
+          <w:rFonts w:hint="eastAsia" w:ascii="Times New Roman" w:hAnsi="Times New Roman" w:eastAsia="宋体" w:cs="Times New Roman"/>
+          <w:color w:val="0000FF"/>
+          <w:kern w:val="0"/>
+          <w:sz w:val="28"/>
+          <w:szCs w:val="28"/>
+          <w:lang w:val="en-US" w:eastAsia="zh-CN" w:bidi="ar"/>
+        </w:rPr>
+        <w:t>1.reset 验证计划</w:t>
+      </w:r>
+    </w:p>
+    <w:p>
+      <w:pPr>
+        <w:keepNext w:val="0"/>
+        <w:keepLines w:val="0"/>
+        <w:widowControl/>
+        <w:suppressLineNumbers w:val="0"/>
+        <w:jc w:val="left"/>
+        <w:rPr>
+          <w:rFonts w:hint="default" w:ascii="Times New Roman" w:hAnsi="Times New Roman" w:eastAsia="宋体" w:cs="Times New Roman"/>
+          <w:color w:val="0000FF"/>
+          <w:kern w:val="0"/>
+          <w:sz w:val="28"/>
+          <w:szCs w:val="28"/>
+          <w:lang w:val="en-US" w:eastAsia="zh-CN" w:bidi="ar"/>
+        </w:rPr>
+      </w:pPr>
+      <w:r>
+        <w:rPr>
+          <w:rFonts w:hint="eastAsia" w:ascii="Times New Roman" w:hAnsi="Times New Roman" w:eastAsia="宋体" w:cs="Times New Roman"/>
+          <w:color w:val="0000FF"/>
+          <w:kern w:val="0"/>
+          <w:sz w:val="28"/>
+          <w:szCs w:val="28"/>
+          <w:lang w:val="en-US" w:eastAsia="zh-CN" w:bidi="ar"/>
+        </w:rPr>
+        <w:t>上电复位：开机就直接复位 ✔</w:t>
+      </w:r>
+    </w:p>
+    <w:p>
+      <w:pPr>
+        <w:keepNext w:val="0"/>
+        <w:keepLines w:val="0"/>
+        <w:widowControl/>
+        <w:suppressLineNumbers w:val="0"/>
+        <w:jc w:val="left"/>
+        <w:rPr>
+          <w:rFonts w:hint="eastAsia" w:ascii="Times New Roman" w:hAnsi="Times New Roman" w:eastAsia="宋体" w:cs="Times New Roman"/>
+          <w:color w:val="0000FF"/>
+          <w:kern w:val="0"/>
+          <w:sz w:val="28"/>
+          <w:szCs w:val="28"/>
+          <w:lang w:val="en-US" w:eastAsia="zh-CN" w:bidi="ar"/>
+        </w:rPr>
+      </w:pPr>
+      <w:r>
+        <w:rPr>
+          <w:rFonts w:hint="eastAsia" w:ascii="Times New Roman" w:hAnsi="Times New Roman" w:eastAsia="宋体" w:cs="Times New Roman"/>
+          <w:color w:val="0000FF"/>
+          <w:kern w:val="0"/>
+          <w:sz w:val="28"/>
+          <w:szCs w:val="28"/>
+          <w:lang w:val="en-US" w:eastAsia="zh-CN" w:bidi="ar"/>
+        </w:rPr>
+        <w:t>Idle阶段复位 ✔</w:t>
+      </w:r>
+    </w:p>
+    <w:p>
+      <w:pPr>
+        <w:keepNext w:val="0"/>
+        <w:keepLines w:val="0"/>
+        <w:widowControl/>
+        <w:suppressLineNumbers w:val="0"/>
+        <w:jc w:val="left"/>
+        <w:rPr>
+          <w:rFonts w:hint="eastAsia" w:ascii="Times New Roman" w:hAnsi="Times New Roman" w:eastAsia="宋体" w:cs="Times New Roman"/>
+          <w:color w:val="0000FF"/>
+          <w:kern w:val="0"/>
+          <w:sz w:val="28"/>
+          <w:szCs w:val="28"/>
+          <w:lang w:val="en-US" w:eastAsia="zh-CN" w:bidi="ar"/>
+        </w:rPr>
+      </w:pPr>
+      <w:r>
+        <w:rPr>
+          <w:rFonts w:hint="eastAsia" w:ascii="Times New Roman" w:hAnsi="Times New Roman" w:eastAsia="宋体" w:cs="Times New Roman"/>
+          <w:color w:val="0000FF"/>
+          <w:kern w:val="0"/>
+          <w:sz w:val="28"/>
+          <w:szCs w:val="28"/>
+          <w:lang w:val="en-US" w:eastAsia="zh-CN" w:bidi="ar"/>
+        </w:rPr>
+        <w:t>Push/pop后复位 ×</w:t>
+      </w:r>
+    </w:p>
+    <w:p>
+      <w:pPr>
+        <w:keepNext w:val="0"/>
+        <w:keepLines w:val="0"/>
+        <w:widowControl/>
+        <w:suppressLineNumbers w:val="0"/>
+        <w:jc w:val="left"/>
+        <w:rPr>
+          <w:rFonts w:hint="default" w:ascii="Times New Roman" w:hAnsi="Times New Roman" w:eastAsia="宋体" w:cs="Times New Roman"/>
+          <w:color w:val="000000"/>
+          <w:kern w:val="0"/>
+          <w:sz w:val="28"/>
+          <w:szCs w:val="28"/>
+          <w:lang w:val="en-US" w:eastAsia="zh-CN" w:bidi="ar"/>
+        </w:rPr>
+      </w:pPr>
+      <w:r>
+        <w:rPr>
+          <w:rFonts w:hint="eastAsia" w:ascii="Times New Roman" w:hAnsi="Times New Roman" w:eastAsia="宋体" w:cs="Times New Roman"/>
+          <w:color w:val="000000"/>
+          <w:kern w:val="0"/>
+          <w:sz w:val="28"/>
+          <w:szCs w:val="28"/>
+          <w:lang w:val="en-US" w:eastAsia="zh-CN" w:bidi="ar"/>
+        </w:rPr>
+        <w:t>Bug 01：</w:t>
+      </w:r>
+    </w:p>
+    <w:p>
+      <w:pPr>
+        <w:keepNext w:val="0"/>
+        <w:keepLines w:val="0"/>
+        <w:widowControl/>
+        <w:suppressLineNumbers w:val="0"/>
+        <w:jc w:val="left"/>
+        <w:rPr>
+          <w:rFonts w:hint="default"/>
+          <w:sz w:val="28"/>
+          <w:szCs w:val="36"/>
+          <w:lang w:val="en-US" w:eastAsia="zh-CN"/>
+        </w:rPr>
+      </w:pPr>
+      <w:r>
+        <w:rPr>
+          <w:rFonts w:hint="eastAsia"/>
+          <w:sz w:val="28"/>
+          <w:szCs w:val="36"/>
+          <w:lang w:val="en-US" w:eastAsia="zh-CN"/>
+        </w:rPr>
+        <w:t>Exp：Push data后 ，应该不为空 count为1</w:t>
+      </w:r>
+    </w:p>
+    <w:p>
+      <w:pPr>
+        <w:keepNext w:val="0"/>
+        <w:keepLines w:val="0"/>
+        <w:widowControl/>
+        <w:suppressLineNumbers w:val="0"/>
+        <w:jc w:val="left"/>
+        <w:rPr>
+          <w:rFonts w:hint="eastAsia"/>
+          <w:sz w:val="28"/>
+          <w:szCs w:val="36"/>
+          <w:lang w:val="en-US" w:eastAsia="zh-CN"/>
+        </w:rPr>
+      </w:pPr>
+      <w:r>
+        <w:rPr>
+          <w:rFonts w:hint="eastAsia"/>
+          <w:sz w:val="28"/>
+          <w:szCs w:val="36"/>
+          <w:lang w:val="en-US" w:eastAsia="zh-CN"/>
+        </w:rPr>
+        <w:t>Act：push data后 empty为1 count 为0</w:t>
+      </w:r>
+    </w:p>
+    <w:p>
+      <w:pPr>
+        <w:keepNext w:val="0"/>
+        <w:keepLines w:val="0"/>
+        <w:widowControl/>
+        <w:suppressLineNumbers w:val="0"/>
+        <w:jc w:val="left"/>
+        <w:rPr>
+          <w:sz w:val="28"/>
+          <w:szCs w:val="36"/>
+        </w:rPr>
+      </w:pPr>
+    </w:p>
+    <w:p>
+      <w:pPr>
         <w:keepNext w:val="0"/>
         <w:keepLines w:val="0"/>
         <w:widowControl/>
@@ -874,12 +1058,16 @@
         <w:jc w:val="left"/>
         <w:rPr>
           <w:rFonts w:hint="default" w:eastAsiaTheme="minorEastAsia"/>
-          <w:lang w:val="en-US" w:eastAsia="zh-CN"/>
-        </w:rPr>
-      </w:pPr>
-      <w:r>
-        <w:rPr>
-          <w:rFonts w:hint="eastAsia"/>
+          <w:sz w:val="28"/>
+          <w:szCs w:val="36"/>
+          <w:lang w:val="en-US" w:eastAsia="zh-CN"/>
+        </w:rPr>
+      </w:pPr>
+      <w:r>
+        <w:rPr>
+          <w:rFonts w:hint="eastAsia"/>
+          <w:sz w:val="28"/>
+          <w:szCs w:val="36"/>
           <w:lang w:val="en-US" w:eastAsia="zh-CN"/>
         </w:rPr>
         <w:t>很有可能是dut本身在push pop上有问题。</w:t>
@@ -894,6 +1082,7 @@
         <w:jc w:val="left"/>
         <w:rPr>
           <w:rFonts w:hint="eastAsia"/>
+          <w:color w:val="0000FF"/>
           <w:sz w:val="32"/>
           <w:szCs w:val="40"/>
           <w:lang w:val="en-US" w:eastAsia="zh-CN"/>
@@ -902,6 +1091,7 @@
       <w:r>
         <w:rPr>
           <w:rFonts w:hint="eastAsia"/>
+          <w:color w:val="0000FF"/>
           <w:sz w:val="32"/>
           <w:szCs w:val="40"/>
           <w:lang w:val="en-US" w:eastAsia="zh-CN"/>
@@ -917,7 +1107,8 @@
         <w:suppressLineNumbers w:val="0"/>
         <w:jc w:val="left"/>
         <w:rPr>
-          <w:rFonts w:hint="eastAsia"/>
+          <w:rFonts w:hint="default"/>
+          <w:color w:val="0000FF"/>
           <w:sz w:val="32"/>
           <w:szCs w:val="40"/>
           <w:lang w:val="en-US" w:eastAsia="zh-CN"/>
@@ -926,155 +1117,12 @@
       <w:r>
         <w:rPr>
           <w:rFonts w:hint="eastAsia"/>
+          <w:color w:val="0000FF"/>
           <w:sz w:val="32"/>
           <w:szCs w:val="40"/>
           <w:lang w:val="en-US" w:eastAsia="zh-CN"/>
         </w:rPr>
-        <w:t>进一出一验证</w:t>
-      </w:r>
-    </w:p>
-    <w:p>
-      <w:pPr>
-        <w:keepNext w:val="0"/>
-        <w:keepLines w:val="0"/>
-        <w:widowControl/>
-        <w:suppressLineNumbers w:val="0"/>
-        <w:jc w:val="left"/>
-        <w:rPr>
-          <w:rFonts w:hint="eastAsia"/>
-          <w:sz w:val="32"/>
-          <w:szCs w:val="40"/>
-          <w:lang w:val="en-US" w:eastAsia="zh-CN"/>
-        </w:rPr>
-      </w:pPr>
-      <w:r>
-        <w:rPr>
-          <w:rFonts w:hint="eastAsia"/>
-          <w:sz w:val="32"/>
-          <w:szCs w:val="40"/>
-          <w:lang w:val="en-US" w:eastAsia="zh-CN"/>
-        </w:rPr>
-        <w:t>连续进入后连续出来</w:t>
-      </w:r>
-    </w:p>
-    <w:p>
-      <w:pPr>
-        <w:keepNext w:val="0"/>
-        <w:keepLines w:val="0"/>
-        <w:widowControl/>
-        <w:suppressLineNumbers w:val="0"/>
-        <w:jc w:val="left"/>
-        <w:rPr>
-          <w:rFonts w:hint="eastAsia"/>
-          <w:sz w:val="32"/>
-          <w:szCs w:val="40"/>
-          <w:lang w:val="en-US" w:eastAsia="zh-CN"/>
-        </w:rPr>
-      </w:pPr>
-      <w:r>
-        <w:rPr>
-          <w:rFonts w:hint="eastAsia"/>
-          <w:sz w:val="32"/>
-          <w:szCs w:val="40"/>
-          <w:lang w:val="en-US" w:eastAsia="zh-CN"/>
-        </w:rPr>
-        <w:t>几乎全满几乎全空边界条件检测</w:t>
-      </w:r>
-    </w:p>
-    <w:p>
-      <w:pPr>
-        <w:keepNext w:val="0"/>
-        <w:keepLines w:val="0"/>
-        <w:widowControl/>
-        <w:suppressLineNumbers w:val="0"/>
-        <w:jc w:val="left"/>
-        <w:rPr>
-          <w:rFonts w:hint="eastAsia"/>
-          <w:sz w:val="32"/>
-          <w:szCs w:val="40"/>
-          <w:lang w:val="en-US" w:eastAsia="zh-CN"/>
-        </w:rPr>
-      </w:pPr>
-      <w:r>
-        <w:rPr>
-          <w:rFonts w:hint="eastAsia"/>
-          <w:sz w:val="32"/>
-          <w:szCs w:val="40"/>
-          <w:lang w:val="en-US" w:eastAsia="zh-CN"/>
-        </w:rPr>
-        <w:t>上溢下溢检测</w:t>
-      </w:r>
-    </w:p>
-    <w:p>
-      <w:pPr>
-        <w:keepNext w:val="0"/>
-        <w:keepLines w:val="0"/>
-        <w:widowControl/>
-        <w:suppressLineNumbers w:val="0"/>
-        <w:jc w:val="left"/>
-        <w:rPr>
-          <w:rFonts w:hint="eastAsia"/>
-          <w:sz w:val="32"/>
-          <w:szCs w:val="40"/>
-          <w:lang w:val="en-US" w:eastAsia="zh-CN"/>
-        </w:rPr>
-      </w:pPr>
-      <w:r>
-        <w:rPr>
-          <w:rFonts w:hint="eastAsia"/>
-          <w:sz w:val="32"/>
-          <w:szCs w:val="40"/>
-          <w:lang w:val="en-US" w:eastAsia="zh-CN"/>
-        </w:rPr>
-        <w:t>上溢下溢粘滞性检测</w:t>
-      </w:r>
-    </w:p>
-    <w:p>
-      <w:pPr>
-        <w:keepNext w:val="0"/>
-        <w:keepLines w:val="0"/>
-        <w:widowControl/>
-        <w:suppressLineNumbers w:val="0"/>
-        <w:jc w:val="left"/>
-        <w:rPr>
-          <w:rFonts w:hint="eastAsia"/>
-          <w:sz w:val="32"/>
-          <w:szCs w:val="40"/>
-          <w:lang w:val="en-US" w:eastAsia="zh-CN"/>
-        </w:rPr>
-      </w:pPr>
-      <w:r>
-        <w:rPr>
-          <w:rFonts w:hint="eastAsia"/>
-          <w:sz w:val="32"/>
-          <w:szCs w:val="40"/>
-          <w:lang w:val="en-US" w:eastAsia="zh-CN"/>
-        </w:rPr>
-        <w:t>Clear功能检测</w:t>
-      </w:r>
-    </w:p>
-    <w:p>
-      <w:pPr>
-        <w:keepNext w:val="0"/>
-        <w:keepLines w:val="0"/>
-        <w:widowControl/>
-        <w:suppressLineNumbers w:val="0"/>
-        <w:jc w:val="left"/>
-        <w:rPr>
-          <w:rFonts w:hint="eastAsia"/>
-          <w:sz w:val="32"/>
-          <w:szCs w:val="40"/>
-          <w:lang w:val="en-US" w:eastAsia="zh-CN"/>
-        </w:rPr>
-      </w:pPr>
-      <w:r>
-        <w:rPr>
-          <w:rFonts w:hint="eastAsia"/>
-          <w:sz w:val="32"/>
-          <w:szCs w:val="40"/>
-          <w:lang w:val="en-US" w:eastAsia="zh-CN"/>
-        </w:rPr>
-        <w:t>几乎全满几乎全空阈值修改后的边界检测</w:t>
+        <w:t>进一出一验证 ✔</w:t>
       </w:r>
     </w:p>
     <w:p>
@@ -1091,31 +1139,35 @@
           <w:lang w:val="en-US" w:eastAsia="zh-CN"/>
         </w:rPr>
       </w:pPr>
-    </w:p>
-    <w:p>
-      <w:pPr>
-        <w:keepNext w:val="0"/>
-        <w:keepLines w:val="0"/>
-        <w:widowControl/>
-        <w:suppressLineNumbers w:val="0"/>
-        <w:jc w:val="left"/>
-      </w:pPr>
-    </w:p>
-    <w:p>
-      <w:pPr>
-        <w:keepNext w:val="0"/>
-        <w:keepLines w:val="0"/>
-        <w:widowControl/>
-        <w:suppressLineNumbers w:val="0"/>
-        <w:jc w:val="left"/>
-        <w:rPr>
-          <w:rFonts w:hint="eastAsia"/>
-          <w:lang w:val="en-US" w:eastAsia="zh-CN"/>
-        </w:rPr>
-      </w:pPr>
-      <w:r>
-        <w:rPr>
-          <w:rFonts w:hint="eastAsia"/>
+      <w:r>
+        <w:rPr>
+          <w:rFonts w:hint="eastAsia"/>
+          <w:sz w:val="32"/>
+          <w:szCs w:val="40"/>
+          <w:lang w:val="en-US" w:eastAsia="zh-CN"/>
+        </w:rPr>
+        <w:t>Bug02：</w:t>
+      </w:r>
+    </w:p>
+    <w:p>
+      <w:pPr>
+        <w:keepNext w:val="0"/>
+        <w:keepLines w:val="0"/>
+        <w:widowControl/>
+        <w:suppressLineNumbers w:val="0"/>
+        <w:jc w:val="left"/>
+        <w:rPr>
+          <w:rFonts w:hint="eastAsia"/>
+          <w:sz w:val="28"/>
+          <w:szCs w:val="36"/>
+          <w:lang w:val="en-US" w:eastAsia="zh-CN"/>
+        </w:rPr>
+      </w:pPr>
+      <w:r>
+        <w:rPr>
+          <w:rFonts w:hint="eastAsia"/>
+          <w:sz w:val="28"/>
+          <w:szCs w:val="36"/>
           <w:lang w:val="en-US" w:eastAsia="zh-CN"/>
         </w:rPr>
         <w:t>发现 count不计数 pop出来只有0x00，猜测是因为复位逻辑出问题一直在复位状态。</w:t>
@@ -1162,8 +1214,8 @@
       <w:r>
         <w:drawing>
           <wp:inline distT="0" distB="0" distL="114300" distR="114300">
-            <wp:extent cx="5268595" cy="7461885"/>
-            <wp:effectExtent l="0" t="0" r="8255" b="5715"/>
+            <wp:extent cx="5268595" cy="5592445"/>
+            <wp:effectExtent l="0" t="0" r="8255" b="8255"/>
             <wp:docPr id="18" name="图片 6"/>
             <wp:cNvGraphicFramePr>
               <a:graphicFrameLocks xmlns:a="http://schemas.openxmlformats.org/drawingml/2006/main" noChangeAspect="1"/>
@@ -1178,7 +1230,7 @@
                     </pic:cNvPicPr>
                   </pic:nvPicPr>
                   <pic:blipFill>
-                    <a:blip r:embed="rId9"/>
+                    <a:blip r:embed="rId11"/>
                     <a:stretch>
                       <a:fillRect/>
                     </a:stretch>
@@ -1186,7 +1238,7 @@
                   <pic:spPr>
                     <a:xfrm>
                       <a:off x="0" y="0"/>
-                      <a:ext cx="5268595" cy="7461885"/>
+                      <a:ext cx="5268595" cy="5592445"/>
                     </a:xfrm>
                     <a:prstGeom prst="rect">
                       <a:avLst/>
@@ -1202,8 +1254,6 @@
           </wp:inline>
         </w:drawing>
       </w:r>
-      <w:bookmarkStart w:id="0" w:name="_GoBack"/>
-      <w:bookmarkEnd w:id="0"/>
     </w:p>
     <w:p>
       <w:pPr>
@@ -1267,7 +1317,7 @@
                     </pic:cNvPicPr>
                   </pic:nvPicPr>
                   <pic:blipFill>
-                    <a:blip r:embed="rId10"/>
+                    <a:blip r:embed="rId12"/>
                     <a:stretch>
                       <a:fillRect/>
                     </a:stretch>
@@ -1301,12 +1351,16 @@
         <w:jc w:val="left"/>
         <w:rPr>
           <w:rFonts w:hint="eastAsia"/>
-          <w:lang w:val="en-US" w:eastAsia="zh-CN"/>
-        </w:rPr>
-      </w:pPr>
-      <w:r>
-        <w:rPr>
-          <w:rFonts w:hint="eastAsia"/>
+          <w:sz w:val="32"/>
+          <w:szCs w:val="40"/>
+          <w:lang w:val="en-US" w:eastAsia="zh-CN"/>
+        </w:rPr>
+      </w:pPr>
+      <w:r>
+        <w:rPr>
+          <w:rFonts w:hint="eastAsia"/>
+          <w:sz w:val="32"/>
+          <w:szCs w:val="40"/>
           <w:lang w:val="en-US" w:eastAsia="zh-CN"/>
         </w:rPr>
         <w:t>果然此处出了问题，进行修改。</w:t>
@@ -1339,7 +1393,7 @@
                     </pic:cNvPicPr>
                   </pic:nvPicPr>
                   <pic:blipFill>
-                    <a:blip r:embed="rId11"/>
+                    <a:blip r:embed="rId13"/>
                     <a:stretch>
                       <a:fillRect/>
                     </a:stretch>
@@ -1372,12 +1426,51 @@
         <w:suppressLineNumbers w:val="0"/>
         <w:jc w:val="left"/>
       </w:pPr>
+    </w:p>
+    <w:p>
+      <w:pPr>
+        <w:keepNext w:val="0"/>
+        <w:keepLines w:val="0"/>
+        <w:widowControl/>
+        <w:suppressLineNumbers w:val="0"/>
+        <w:jc w:val="left"/>
+        <w:rPr>
+          <w:rFonts w:hint="eastAsia"/>
+          <w:color w:val="auto"/>
+          <w:sz w:val="28"/>
+          <w:szCs w:val="36"/>
+          <w:lang w:val="en-US" w:eastAsia="zh-CN"/>
+        </w:rPr>
+      </w:pPr>
+      <w:r>
+        <w:rPr>
+          <w:rFonts w:hint="eastAsia"/>
+          <w:color w:val="auto"/>
+          <w:sz w:val="28"/>
+          <w:szCs w:val="36"/>
+          <w:lang w:val="en-US" w:eastAsia="zh-CN"/>
+        </w:rPr>
+        <w:t>Reset test不再报错</w:t>
+      </w:r>
+    </w:p>
+    <w:p>
+      <w:pPr>
+        <w:keepNext w:val="0"/>
+        <w:keepLines w:val="0"/>
+        <w:widowControl/>
+        <w:suppressLineNumbers w:val="0"/>
+        <w:jc w:val="left"/>
+        <w:rPr>
+          <w:rFonts w:hint="eastAsia"/>
+          <w:lang w:val="en-US" w:eastAsia="zh-CN"/>
+        </w:rPr>
+      </w:pPr>
       <w:r>
         <w:drawing>
           <wp:inline distT="0" distB="0" distL="114300" distR="114300">
-            <wp:extent cx="5269230" cy="1957070"/>
-            <wp:effectExtent l="0" t="0" r="7620" b="5080"/>
-            <wp:docPr id="7" name="图片 5"/>
+            <wp:extent cx="5268595" cy="1307465"/>
+            <wp:effectExtent l="0" t="0" r="8255" b="6985"/>
+            <wp:docPr id="2" name="图片 1"/>
             <wp:cNvGraphicFramePr>
               <a:graphicFrameLocks xmlns:a="http://schemas.openxmlformats.org/drawingml/2006/main" noChangeAspect="1"/>
             </wp:cNvGraphicFramePr>
@@ -1385,13 +1478,13 @@
               <a:graphicData uri="http://schemas.openxmlformats.org/drawingml/2006/picture">
                 <pic:pic xmlns:pic="http://schemas.openxmlformats.org/drawingml/2006/picture">
                   <pic:nvPicPr>
-                    <pic:cNvPr id="7" name="图片 5"/>
+                    <pic:cNvPr id="2" name="图片 1"/>
                     <pic:cNvPicPr>
                       <a:picLocks noChangeAspect="1"/>
                     </pic:cNvPicPr>
                   </pic:nvPicPr>
                   <pic:blipFill>
-                    <a:blip r:embed="rId12"/>
+                    <a:blip r:embed="rId14"/>
                     <a:stretch>
                       <a:fillRect/>
                     </a:stretch>
@@ -1399,7 +1492,7 @@
                   <pic:spPr>
                     <a:xfrm>
                       <a:off x="0" y="0"/>
-                      <a:ext cx="5269230" cy="1957070"/>
+                      <a:ext cx="5268595" cy="1307465"/>
                     </a:xfrm>
                     <a:prstGeom prst="rect">
                       <a:avLst/>
@@ -1424,30 +1517,88 @@
         <w:suppressLineNumbers w:val="0"/>
         <w:jc w:val="left"/>
         <w:rPr>
-          <w:rFonts w:hint="eastAsia"/>
-          <w:lang w:val="en-US" w:eastAsia="zh-CN"/>
-        </w:rPr>
-      </w:pPr>
-      <w:r>
-        <w:rPr>
-          <w:rFonts w:hint="eastAsia"/>
-          <w:lang w:val="en-US" w:eastAsia="zh-CN"/>
-        </w:rPr>
-        <w:t>Reset test不再报错</w:t>
-      </w:r>
-    </w:p>
-    <w:p>
-      <w:pPr>
-        <w:keepNext w:val="0"/>
-        <w:keepLines w:val="0"/>
-        <w:widowControl/>
-        <w:suppressLineNumbers w:val="0"/>
-        <w:jc w:val="left"/>
-        <w:rPr>
-          <w:rFonts w:hint="eastAsia"/>
-          <w:lang w:val="en-US" w:eastAsia="zh-CN"/>
-        </w:rPr>
-      </w:pPr>
+          <w:rFonts w:hint="default"/>
+          <w:color w:val="0000FF"/>
+          <w:sz w:val="32"/>
+          <w:szCs w:val="40"/>
+          <w:lang w:val="en-US" w:eastAsia="zh-CN"/>
+        </w:rPr>
+      </w:pPr>
+      <w:r>
+        <w:rPr>
+          <w:rFonts w:hint="eastAsia"/>
+          <w:color w:val="0000FF"/>
+          <w:sz w:val="32"/>
+          <w:szCs w:val="40"/>
+          <w:lang w:val="en-US" w:eastAsia="zh-CN"/>
+        </w:rPr>
+        <w:t>连续进入后连续出来✔</w:t>
+      </w:r>
+    </w:p>
+    <w:p>
+      <w:pPr>
+        <w:keepNext w:val="0"/>
+        <w:keepLines w:val="0"/>
+        <w:widowControl/>
+        <w:suppressLineNumbers w:val="0"/>
+        <w:jc w:val="left"/>
+        <w:rPr>
+          <w:rFonts w:hint="eastAsia"/>
+          <w:sz w:val="32"/>
+          <w:szCs w:val="40"/>
+          <w:lang w:val="en-US" w:eastAsia="zh-CN"/>
+        </w:rPr>
+      </w:pPr>
+    </w:p>
+    <w:p>
+      <w:pPr>
+        <w:keepNext w:val="0"/>
+        <w:keepLines w:val="0"/>
+        <w:widowControl/>
+        <w:suppressLineNumbers w:val="0"/>
+        <w:jc w:val="left"/>
+        <w:rPr>
+          <w:rFonts w:hint="default"/>
+          <w:color w:val="0070C0"/>
+          <w:sz w:val="32"/>
+          <w:szCs w:val="40"/>
+          <w:lang w:val="en-US" w:eastAsia="zh-CN"/>
+        </w:rPr>
+      </w:pPr>
+      <w:r>
+        <w:rPr>
+          <w:rFonts w:hint="eastAsia"/>
+          <w:color w:val="0070C0"/>
+          <w:sz w:val="32"/>
+          <w:szCs w:val="40"/>
+          <w:lang w:val="en-US" w:eastAsia="zh-CN"/>
+        </w:rPr>
+        <w:t>几乎全满几乎全空边界条件检测 ×</w:t>
+      </w:r>
+    </w:p>
+    <w:p>
+      <w:pPr>
+        <w:keepNext w:val="0"/>
+        <w:keepLines w:val="0"/>
+        <w:widowControl/>
+        <w:suppressLineNumbers w:val="0"/>
+        <w:jc w:val="left"/>
+        <w:rPr>
+          <w:rFonts w:hint="eastAsia"/>
+          <w:sz w:val="32"/>
+          <w:szCs w:val="40"/>
+          <w:lang w:val="en-US" w:eastAsia="zh-CN"/>
+        </w:rPr>
+      </w:pPr>
+      <w:r>
+        <w:rPr>
+          <w:rFonts w:hint="eastAsia"/>
+          <w:sz w:val="32"/>
+          <w:szCs w:val="40"/>
+          <w:lang w:val="en-US" w:eastAsia="zh-CN"/>
+        </w:rPr>
+        <w:t>BUG03：</w:t>
+      </w:r>
     </w:p>
     <w:p>
       <w:pPr>
@@ -1460,9 +1611,9 @@
       <w:r>
         <w:drawing>
           <wp:inline distT="0" distB="0" distL="114300" distR="114300">
-            <wp:extent cx="5271135" cy="2171065"/>
-            <wp:effectExtent l="0" t="0" r="5715" b="635"/>
-            <wp:docPr id="8" name="图片 6"/>
+            <wp:extent cx="5270500" cy="1498600"/>
+            <wp:effectExtent l="0" t="0" r="6350" b="6350"/>
+            <wp:docPr id="8" name="图片 5"/>
             <wp:cNvGraphicFramePr>
               <a:graphicFrameLocks xmlns:a="http://schemas.openxmlformats.org/drawingml/2006/main" noChangeAspect="1"/>
             </wp:cNvGraphicFramePr>
@@ -1470,13 +1621,13 @@
               <a:graphicData uri="http://schemas.openxmlformats.org/drawingml/2006/picture">
                 <pic:pic xmlns:pic="http://schemas.openxmlformats.org/drawingml/2006/picture">
                   <pic:nvPicPr>
-                    <pic:cNvPr id="8" name="图片 6"/>
+                    <pic:cNvPr id="8" name="图片 5"/>
                     <pic:cNvPicPr>
                       <a:picLocks noChangeAspect="1"/>
                     </pic:cNvPicPr>
                   </pic:nvPicPr>
                   <pic:blipFill>
-                    <a:blip r:embed="rId13"/>
+                    <a:blip r:embed="rId15"/>
                     <a:stretch>
                       <a:fillRect/>
                     </a:stretch>
@@ -1484,7 +1635,7 @@
                   <pic:spPr>
                     <a:xfrm>
                       <a:off x="0" y="0"/>
-                      <a:ext cx="5271135" cy="2171065"/>
+                      <a:ext cx="5270500" cy="1498600"/>
                     </a:xfrm>
                     <a:prstGeom prst="rect">
                       <a:avLst/>
@@ -1510,31 +1661,99 @@
         <w:jc w:val="left"/>
         <w:rPr>
           <w:rFonts w:hint="eastAsia"/>
-          <w:lang w:val="en-US" w:eastAsia="zh-CN"/>
-        </w:rPr>
-      </w:pPr>
-      <w:r>
-        <w:rPr>
-          <w:rFonts w:hint="eastAsia"/>
-          <w:lang w:val="en-US" w:eastAsia="zh-CN"/>
-        </w:rPr>
-        <w:t>现在的问题是 almostempty出现异常</w:t>
-      </w:r>
-    </w:p>
-    <w:p>
-      <w:pPr>
-        <w:keepNext w:val="0"/>
-        <w:keepLines w:val="0"/>
-        <w:widowControl/>
-        <w:suppressLineNumbers w:val="0"/>
-        <w:jc w:val="left"/>
+          <w:sz w:val="28"/>
+          <w:szCs w:val="36"/>
+          <w:lang w:val="en-US" w:eastAsia="zh-CN"/>
+        </w:rPr>
+      </w:pPr>
+      <w:r>
+        <w:rPr>
+          <w:rFonts w:hint="eastAsia"/>
+          <w:sz w:val="28"/>
+          <w:szCs w:val="36"/>
+          <w:lang w:val="en-US" w:eastAsia="zh-CN"/>
+        </w:rPr>
+        <w:t>在记到15的时候就显示为full了，而设计的depth是16，估计是dut写错depth了</w:t>
+      </w:r>
+    </w:p>
+    <w:p>
+      <w:pPr>
+        <w:keepNext w:val="0"/>
+        <w:keepLines w:val="0"/>
+        <w:widowControl/>
+        <w:suppressLineNumbers w:val="0"/>
+        <w:jc w:val="left"/>
+        <w:rPr>
+          <w:rFonts w:hint="default"/>
+          <w:sz w:val="28"/>
+          <w:szCs w:val="36"/>
+          <w:lang w:val="en-US" w:eastAsia="zh-CN"/>
+        </w:rPr>
+      </w:pPr>
+      <w:r>
+        <w:rPr>
+          <w:rFonts w:hint="eastAsia"/>
+          <w:sz w:val="28"/>
+          <w:szCs w:val="36"/>
+          <w:lang w:val="en-US" w:eastAsia="zh-CN"/>
+        </w:rPr>
+        <w:t>但almost_full和almost_empty 没问题</w:t>
+      </w:r>
+    </w:p>
+    <w:p>
+      <w:pPr>
+        <w:keepNext w:val="0"/>
+        <w:keepLines w:val="0"/>
+        <w:widowControl/>
+        <w:suppressLineNumbers w:val="0"/>
+        <w:jc w:val="left"/>
+        <w:rPr>
+          <w:rFonts w:hint="eastAsia"/>
+          <w:color w:val="0070C0"/>
+          <w:sz w:val="40"/>
+          <w:szCs w:val="48"/>
+          <w:lang w:val="en-US" w:eastAsia="zh-CN"/>
+        </w:rPr>
+      </w:pPr>
+      <w:r>
+        <w:rPr>
+          <w:rFonts w:hint="eastAsia"/>
+          <w:color w:val="0070C0"/>
+          <w:sz w:val="40"/>
+          <w:szCs w:val="48"/>
+          <w:lang w:val="en-US" w:eastAsia="zh-CN"/>
+        </w:rPr>
+        <w:t>上溢下溢检测×</w:t>
+      </w:r>
+    </w:p>
+    <w:p>
+      <w:pPr>
+        <w:keepNext w:val="0"/>
+        <w:keepLines w:val="0"/>
+        <w:widowControl/>
+        <w:suppressLineNumbers w:val="0"/>
+        <w:jc w:val="left"/>
+        <w:rPr>
+          <w:rFonts w:hint="default"/>
+          <w:sz w:val="32"/>
+          <w:szCs w:val="40"/>
+          <w:lang w:val="en-US" w:eastAsia="zh-CN"/>
+        </w:rPr>
       </w:pPr>
       <w:r>
         <w:drawing>
-          <wp:inline distT="0" distB="0" distL="114300" distR="114300">
-            <wp:extent cx="5270500" cy="3303905"/>
-            <wp:effectExtent l="0" t="0" r="6350" b="10795"/>
-            <wp:docPr id="9" name="图片 7"/>
+          <wp:anchor distT="0" distB="0" distL="114300" distR="114300" simplePos="0" relativeHeight="251663360" behindDoc="0" locked="0" layoutInCell="1" allowOverlap="1">
+            <wp:simplePos x="0" y="0"/>
+            <wp:positionH relativeFrom="column">
+              <wp:posOffset>0</wp:posOffset>
+            </wp:positionH>
+            <wp:positionV relativeFrom="paragraph">
+              <wp:posOffset>20955</wp:posOffset>
+            </wp:positionV>
+            <wp:extent cx="5272405" cy="1800860"/>
+            <wp:effectExtent l="0" t="0" r="4445" b="8890"/>
+            <wp:wrapTopAndBottom/>
+            <wp:docPr id="9" name="图片 6"/>
             <wp:cNvGraphicFramePr>
               <a:graphicFrameLocks xmlns:a="http://schemas.openxmlformats.org/drawingml/2006/main" noChangeAspect="1"/>
             </wp:cNvGraphicFramePr>
@@ -1542,13 +1761,13 @@
               <a:graphicData uri="http://schemas.openxmlformats.org/drawingml/2006/picture">
                 <pic:pic xmlns:pic="http://schemas.openxmlformats.org/drawingml/2006/picture">
                   <pic:nvPicPr>
-                    <pic:cNvPr id="9" name="图片 7"/>
+                    <pic:cNvPr id="9" name="图片 6"/>
                     <pic:cNvPicPr>
                       <a:picLocks noChangeAspect="1"/>
                     </pic:cNvPicPr>
                   </pic:nvPicPr>
                   <pic:blipFill>
-                    <a:blip r:embed="rId14"/>
+                    <a:blip r:embed="rId16"/>
                     <a:stretch>
                       <a:fillRect/>
                     </a:stretch>
@@ -1556,7 +1775,197 @@
                   <pic:spPr>
                     <a:xfrm>
                       <a:off x="0" y="0"/>
-                      <a:ext cx="5270500" cy="3303905"/>
+                      <a:ext cx="5272405" cy="1800860"/>
+                    </a:xfrm>
+                    <a:prstGeom prst="rect">
+                      <a:avLst/>
+                    </a:prstGeom>
+                    <a:noFill/>
+                    <a:ln>
+                      <a:noFill/>
+                    </a:ln>
+                  </pic:spPr>
+                </pic:pic>
+              </a:graphicData>
+            </a:graphic>
+          </wp:anchor>
+        </w:drawing>
+      </w:r>
+      <w:r>
+        <w:rPr>
+          <w:rFonts w:hint="eastAsia"/>
+          <w:sz w:val="32"/>
+          <w:szCs w:val="40"/>
+          <w:lang w:val="en-US" w:eastAsia="zh-CN"/>
+        </w:rPr>
+        <w:t>BUG04：从空pop出来的是a 也没有触发下溢出这是为什么呢？</w:t>
+      </w:r>
+    </w:p>
+    <w:p>
+      <w:pPr>
+        <w:keepNext w:val="0"/>
+        <w:keepLines w:val="0"/>
+        <w:widowControl/>
+        <w:suppressLineNumbers w:val="0"/>
+        <w:jc w:val="left"/>
+        <w:rPr>
+          <w:rFonts w:hint="eastAsia"/>
+          <w:sz w:val="32"/>
+          <w:szCs w:val="40"/>
+          <w:lang w:val="en-US" w:eastAsia="zh-CN"/>
+        </w:rPr>
+      </w:pPr>
+      <w:r>
+        <w:drawing>
+          <wp:anchor distT="0" distB="0" distL="114300" distR="114300" simplePos="0" relativeHeight="251664384" behindDoc="0" locked="0" layoutInCell="1" allowOverlap="1">
+            <wp:simplePos x="0" y="0"/>
+            <wp:positionH relativeFrom="column">
+              <wp:posOffset>0</wp:posOffset>
+            </wp:positionH>
+            <wp:positionV relativeFrom="paragraph">
+              <wp:posOffset>-7022465</wp:posOffset>
+            </wp:positionV>
+            <wp:extent cx="5269865" cy="1991360"/>
+            <wp:effectExtent l="0" t="0" r="6985" b="8890"/>
+            <wp:wrapTopAndBottom/>
+            <wp:docPr id="10" name="图片 7"/>
+            <wp:cNvGraphicFramePr>
+              <a:graphicFrameLocks xmlns:a="http://schemas.openxmlformats.org/drawingml/2006/main" noChangeAspect="1"/>
+            </wp:cNvGraphicFramePr>
+            <a:graphic xmlns:a="http://schemas.openxmlformats.org/drawingml/2006/main">
+              <a:graphicData uri="http://schemas.openxmlformats.org/drawingml/2006/picture">
+                <pic:pic xmlns:pic="http://schemas.openxmlformats.org/drawingml/2006/picture">
+                  <pic:nvPicPr>
+                    <pic:cNvPr id="10" name="图片 7"/>
+                    <pic:cNvPicPr>
+                      <a:picLocks noChangeAspect="1"/>
+                    </pic:cNvPicPr>
+                  </pic:nvPicPr>
+                  <pic:blipFill>
+                    <a:blip r:embed="rId17"/>
+                    <a:stretch>
+                      <a:fillRect/>
+                    </a:stretch>
+                  </pic:blipFill>
+                  <pic:spPr>
+                    <a:xfrm>
+                      <a:off x="0" y="0"/>
+                      <a:ext cx="5269865" cy="1991360"/>
+                    </a:xfrm>
+                    <a:prstGeom prst="rect">
+                      <a:avLst/>
+                    </a:prstGeom>
+                    <a:noFill/>
+                    <a:ln>
+                      <a:noFill/>
+                    </a:ln>
+                  </pic:spPr>
+                </pic:pic>
+              </a:graphicData>
+            </a:graphic>
+          </wp:anchor>
+        </w:drawing>
+      </w:r>
+      <w:r>
+        <w:rPr>
+          <w:rFonts w:hint="eastAsia"/>
+          <w:sz w:val="32"/>
+          <w:szCs w:val="40"/>
+          <w:lang w:val="en-US" w:eastAsia="zh-CN"/>
+        </w:rPr>
+        <w:t>Push到17成功触发了上溢</w:t>
+      </w:r>
+    </w:p>
+    <w:p>
+      <w:pPr>
+        <w:keepNext w:val="0"/>
+        <w:keepLines w:val="0"/>
+        <w:widowControl/>
+        <w:suppressLineNumbers w:val="0"/>
+        <w:jc w:val="left"/>
+        <w:rPr>
+          <w:rFonts w:hint="eastAsia"/>
+          <w:sz w:val="32"/>
+          <w:szCs w:val="40"/>
+          <w:lang w:val="en-US" w:eastAsia="zh-CN"/>
+        </w:rPr>
+      </w:pPr>
+    </w:p>
+    <w:p>
+      <w:pPr>
+        <w:keepNext w:val="0"/>
+        <w:keepLines w:val="0"/>
+        <w:widowControl/>
+        <w:suppressLineNumbers w:val="0"/>
+        <w:jc w:val="left"/>
+        <w:rPr>
+          <w:rFonts w:hint="default"/>
+          <w:sz w:val="32"/>
+          <w:szCs w:val="40"/>
+          <w:lang w:val="en-US" w:eastAsia="zh-CN"/>
+        </w:rPr>
+      </w:pPr>
+    </w:p>
+    <w:p>
+      <w:pPr>
+        <w:keepNext w:val="0"/>
+        <w:keepLines w:val="0"/>
+        <w:widowControl/>
+        <w:suppressLineNumbers w:val="0"/>
+        <w:jc w:val="left"/>
+        <w:rPr>
+          <w:rFonts w:hint="eastAsia"/>
+          <w:sz w:val="32"/>
+          <w:szCs w:val="40"/>
+          <w:lang w:val="en-US" w:eastAsia="zh-CN"/>
+        </w:rPr>
+      </w:pPr>
+      <w:r>
+        <w:rPr>
+          <w:rFonts w:hint="eastAsia"/>
+          <w:sz w:val="32"/>
+          <w:szCs w:val="40"/>
+          <w:lang w:val="en-US" w:eastAsia="zh-CN"/>
+        </w:rPr>
+        <w:t>上溢下溢粘滞性检测 ×</w:t>
+      </w:r>
+    </w:p>
+    <w:p>
+      <w:pPr>
+        <w:keepNext w:val="0"/>
+        <w:keepLines w:val="0"/>
+        <w:widowControl/>
+        <w:suppressLineNumbers w:val="0"/>
+        <w:jc w:val="left"/>
+      </w:pPr>
+      <w:r>
+        <w:drawing>
+          <wp:inline distT="0" distB="0" distL="114300" distR="114300">
+            <wp:extent cx="5273040" cy="1902460"/>
+            <wp:effectExtent l="0" t="0" r="3810" b="2540"/>
+            <wp:docPr id="11" name="图片 8"/>
+            <wp:cNvGraphicFramePr>
+              <a:graphicFrameLocks xmlns:a="http://schemas.openxmlformats.org/drawingml/2006/main" noChangeAspect="1"/>
+            </wp:cNvGraphicFramePr>
+            <a:graphic xmlns:a="http://schemas.openxmlformats.org/drawingml/2006/main">
+              <a:graphicData uri="http://schemas.openxmlformats.org/drawingml/2006/picture">
+                <pic:pic xmlns:pic="http://schemas.openxmlformats.org/drawingml/2006/picture">
+                  <pic:nvPicPr>
+                    <pic:cNvPr id="11" name="图片 8"/>
+                    <pic:cNvPicPr>
+                      <a:picLocks noChangeAspect="1"/>
+                    </pic:cNvPicPr>
+                  </pic:nvPicPr>
+                  <pic:blipFill>
+                    <a:blip r:embed="rId18"/>
+                    <a:stretch>
+                      <a:fillRect/>
+                    </a:stretch>
+                  </pic:blipFill>
+                  <pic:spPr>
+                    <a:xfrm>
+                      <a:off x="0" y="0"/>
+                      <a:ext cx="5273040" cy="1902460"/>
                     </a:xfrm>
                     <a:prstGeom prst="rect">
                       <a:avLst/>
@@ -1582,361 +1991,128 @@
         <w:jc w:val="left"/>
         <w:rPr>
           <w:rFonts w:hint="eastAsia"/>
-          <w:lang w:val="en-US" w:eastAsia="zh-CN"/>
-        </w:rPr>
-      </w:pPr>
-      <w:r>
-        <w:rPr>
-          <w:rFonts w:hint="eastAsia"/>
-          <w:lang w:val="en-US" w:eastAsia="zh-CN"/>
-        </w:rPr>
-        <w:t>Almostfull和overflow的标志出现异常，怀疑dut把depth搞错了，最高depth只有15了</w:t>
-      </w:r>
-    </w:p>
-    <w:p>
-      <w:pPr>
-        <w:keepNext w:val="0"/>
-        <w:keepLines w:val="0"/>
-        <w:widowControl/>
-        <w:suppressLineNumbers w:val="0"/>
-        <w:jc w:val="left"/>
-        <w:rPr>
-          <w:rFonts w:hint="eastAsia"/>
-          <w:lang w:val="en-US" w:eastAsia="zh-CN"/>
-        </w:rPr>
-      </w:pPr>
-    </w:p>
-    <w:p>
-      <w:pPr>
-        <w:keepNext w:val="0"/>
-        <w:keepLines w:val="0"/>
-        <w:widowControl/>
-        <w:suppressLineNumbers w:val="0"/>
-        <w:jc w:val="left"/>
-        <w:rPr>
-          <w:rFonts w:hint="eastAsia"/>
-          <w:sz w:val="28"/>
-          <w:szCs w:val="36"/>
-          <w:lang w:val="en-US" w:eastAsia="zh-CN"/>
-        </w:rPr>
-      </w:pPr>
-      <w:r>
-        <w:rPr>
-          <w:rFonts w:hint="eastAsia"/>
-          <w:sz w:val="28"/>
-          <w:szCs w:val="36"/>
-          <w:lang w:val="en-US" w:eastAsia="zh-CN"/>
-        </w:rPr>
-        <w:t>3.于是进行overflow的验证</w:t>
-      </w:r>
-    </w:p>
-    <w:p>
-      <w:pPr>
-        <w:keepNext w:val="0"/>
-        <w:keepLines w:val="0"/>
-        <w:widowControl/>
-        <w:suppressLineNumbers w:val="0"/>
-        <w:jc w:val="left"/>
-      </w:pPr>
-      <w:r>
-        <w:drawing>
-          <wp:inline distT="0" distB="0" distL="114300" distR="114300">
-            <wp:extent cx="5273675" cy="1495425"/>
-            <wp:effectExtent l="0" t="0" r="3175" b="9525"/>
-            <wp:docPr id="10" name="图片 8"/>
-            <wp:cNvGraphicFramePr>
-              <a:graphicFrameLocks xmlns:a="http://schemas.openxmlformats.org/drawingml/2006/main" noChangeAspect="1"/>
-            </wp:cNvGraphicFramePr>
-            <a:graphic xmlns:a="http://schemas.openxmlformats.org/drawingml/2006/main">
-              <a:graphicData uri="http://schemas.openxmlformats.org/drawingml/2006/picture">
-                <pic:pic xmlns:pic="http://schemas.openxmlformats.org/drawingml/2006/picture">
-                  <pic:nvPicPr>
-                    <pic:cNvPr id="10" name="图片 8"/>
-                    <pic:cNvPicPr>
-                      <a:picLocks noChangeAspect="1"/>
-                    </pic:cNvPicPr>
-                  </pic:nvPicPr>
-                  <pic:blipFill>
-                    <a:blip r:embed="rId15"/>
-                    <a:stretch>
-                      <a:fillRect/>
-                    </a:stretch>
-                  </pic:blipFill>
-                  <pic:spPr>
-                    <a:xfrm>
-                      <a:off x="0" y="0"/>
-                      <a:ext cx="5273675" cy="1495425"/>
-                    </a:xfrm>
-                    <a:prstGeom prst="rect">
-                      <a:avLst/>
-                    </a:prstGeom>
-                    <a:noFill/>
-                    <a:ln>
-                      <a:noFill/>
-                    </a:ln>
-                  </pic:spPr>
-                </pic:pic>
-              </a:graphicData>
-            </a:graphic>
-          </wp:inline>
-        </w:drawing>
-      </w:r>
-    </w:p>
-    <w:p>
-      <w:pPr>
-        <w:keepNext w:val="0"/>
-        <w:keepLines w:val="0"/>
-        <w:widowControl/>
-        <w:suppressLineNumbers w:val="0"/>
-        <w:jc w:val="left"/>
-        <w:rPr>
-          <w:rFonts w:hint="eastAsia"/>
-          <w:lang w:val="en-US" w:eastAsia="zh-CN"/>
-        </w:rPr>
-      </w:pPr>
-      <w:r>
-        <w:rPr>
-          <w:rFonts w:hint="eastAsia"/>
-          <w:lang w:val="en-US" w:eastAsia="zh-CN"/>
-        </w:rPr>
-        <w:t>果然出现了该问题</w:t>
-      </w:r>
-    </w:p>
-    <w:p>
-      <w:pPr>
-        <w:keepNext w:val="0"/>
-        <w:keepLines w:val="0"/>
-        <w:widowControl/>
-        <w:suppressLineNumbers w:val="0"/>
-        <w:jc w:val="left"/>
-        <w:rPr>
-          <w:rFonts w:hint="eastAsia"/>
-          <w:lang w:val="en-US" w:eastAsia="zh-CN"/>
-        </w:rPr>
-      </w:pPr>
-    </w:p>
-    <w:p>
-      <w:pPr>
-        <w:keepNext w:val="0"/>
-        <w:keepLines w:val="0"/>
-        <w:widowControl/>
-        <w:suppressLineNumbers w:val="0"/>
-        <w:jc w:val="left"/>
-      </w:pPr>
-      <w:r>
-        <w:drawing>
-          <wp:inline distT="0" distB="0" distL="114300" distR="114300">
-            <wp:extent cx="5270500" cy="4201160"/>
-            <wp:effectExtent l="0" t="0" r="6350" b="8890"/>
-            <wp:docPr id="11" name="图片 9"/>
-            <wp:cNvGraphicFramePr>
-              <a:graphicFrameLocks xmlns:a="http://schemas.openxmlformats.org/drawingml/2006/main" noChangeAspect="1"/>
-            </wp:cNvGraphicFramePr>
-            <a:graphic xmlns:a="http://schemas.openxmlformats.org/drawingml/2006/main">
-              <a:graphicData uri="http://schemas.openxmlformats.org/drawingml/2006/picture">
-                <pic:pic xmlns:pic="http://schemas.openxmlformats.org/drawingml/2006/picture">
-                  <pic:nvPicPr>
-                    <pic:cNvPr id="11" name="图片 9"/>
-                    <pic:cNvPicPr>
-                      <a:picLocks noChangeAspect="1"/>
-                    </pic:cNvPicPr>
-                  </pic:nvPicPr>
-                  <pic:blipFill>
-                    <a:blip r:embed="rId16"/>
-                    <a:stretch>
-                      <a:fillRect/>
-                    </a:stretch>
-                  </pic:blipFill>
-                  <pic:spPr>
-                    <a:xfrm>
-                      <a:off x="0" y="0"/>
-                      <a:ext cx="5270500" cy="4201160"/>
-                    </a:xfrm>
-                    <a:prstGeom prst="rect">
-                      <a:avLst/>
-                    </a:prstGeom>
-                    <a:noFill/>
-                    <a:ln>
-                      <a:noFill/>
-                    </a:ln>
-                  </pic:spPr>
-                </pic:pic>
-              </a:graphicData>
-            </a:graphic>
-          </wp:inline>
-        </w:drawing>
-      </w:r>
-    </w:p>
-    <w:p>
-      <w:pPr>
-        <w:keepNext w:val="0"/>
-        <w:keepLines w:val="0"/>
-        <w:widowControl/>
-        <w:suppressLineNumbers w:val="0"/>
-        <w:jc w:val="left"/>
-        <w:rPr>
-          <w:rFonts w:hint="eastAsia"/>
-          <w:lang w:val="en-US" w:eastAsia="zh-CN"/>
-        </w:rPr>
-      </w:pPr>
-      <w:r>
-        <w:rPr>
-          <w:rFonts w:hint="eastAsia"/>
-          <w:lang w:val="en-US" w:eastAsia="zh-CN"/>
-        </w:rPr>
-        <w:t>但出现了新的问题，overflow标志没有粘滞性 在pop之后就转为1了。</w:t>
-      </w:r>
-    </w:p>
-    <w:p>
-      <w:pPr>
-        <w:spacing w:beforeLines="0" w:afterLines="0"/>
-        <w:jc w:val="left"/>
-      </w:pPr>
-      <w:r>
-        <w:drawing>
-          <wp:inline distT="0" distB="0" distL="114300" distR="114300">
-            <wp:extent cx="5248275" cy="1981200"/>
-            <wp:effectExtent l="0" t="0" r="9525" b="0"/>
-            <wp:docPr id="12" name="图片 10"/>
-            <wp:cNvGraphicFramePr>
-              <a:graphicFrameLocks xmlns:a="http://schemas.openxmlformats.org/drawingml/2006/main" noChangeAspect="1"/>
-            </wp:cNvGraphicFramePr>
-            <a:graphic xmlns:a="http://schemas.openxmlformats.org/drawingml/2006/main">
-              <a:graphicData uri="http://schemas.openxmlformats.org/drawingml/2006/picture">
-                <pic:pic xmlns:pic="http://schemas.openxmlformats.org/drawingml/2006/picture">
-                  <pic:nvPicPr>
-                    <pic:cNvPr id="12" name="图片 10"/>
-                    <pic:cNvPicPr>
-                      <a:picLocks noChangeAspect="1"/>
-                    </pic:cNvPicPr>
-                  </pic:nvPicPr>
-                  <pic:blipFill>
-                    <a:blip r:embed="rId17"/>
-                    <a:stretch>
-                      <a:fillRect/>
-                    </a:stretch>
-                  </pic:blipFill>
-                  <pic:spPr>
-                    <a:xfrm>
-                      <a:off x="0" y="0"/>
-                      <a:ext cx="5248275" cy="1981200"/>
-                    </a:xfrm>
-                    <a:prstGeom prst="rect">
-                      <a:avLst/>
-                    </a:prstGeom>
-                    <a:noFill/>
-                    <a:ln>
-                      <a:noFill/>
-                    </a:ln>
-                  </pic:spPr>
-                </pic:pic>
-              </a:graphicData>
-            </a:graphic>
-          </wp:inline>
-        </w:drawing>
-      </w:r>
-    </w:p>
-    <w:p>
-      <w:pPr>
-        <w:spacing w:beforeLines="0" w:afterLines="0"/>
-        <w:jc w:val="left"/>
-        <w:rPr>
-          <w:rFonts w:hint="default" w:eastAsiaTheme="minorEastAsia"/>
-          <w:lang w:val="en-US" w:eastAsia="zh-CN"/>
-        </w:rPr>
-      </w:pPr>
-      <w:r>
-        <w:rPr>
-          <w:rFonts w:hint="eastAsia"/>
-          <w:lang w:val="en-US" w:eastAsia="zh-CN"/>
-        </w:rPr>
-        <w:t>在undeflow这里也有类似问题</w:t>
-      </w:r>
-    </w:p>
-    <w:p>
-      <w:pPr>
-        <w:keepNext w:val="0"/>
-        <w:keepLines w:val="0"/>
-        <w:widowControl/>
-        <w:suppressLineNumbers w:val="0"/>
-        <w:jc w:val="left"/>
-        <w:rPr>
-          <w:rFonts w:hint="eastAsia"/>
-          <w:lang w:val="en-US" w:eastAsia="zh-CN"/>
-        </w:rPr>
-      </w:pPr>
-    </w:p>
-    <w:p>
-      <w:pPr>
-        <w:keepNext w:val="0"/>
-        <w:keepLines w:val="0"/>
-        <w:widowControl/>
-        <w:suppressLineNumbers w:val="0"/>
-        <w:jc w:val="left"/>
-      </w:pPr>
-      <w:r>
-        <w:drawing>
-          <wp:inline distT="0" distB="0" distL="114300" distR="114300">
-            <wp:extent cx="5273040" cy="2824480"/>
-            <wp:effectExtent l="0" t="0" r="3810" b="13970"/>
-            <wp:docPr id="13" name="图片 11"/>
-            <wp:cNvGraphicFramePr>
-              <a:graphicFrameLocks xmlns:a="http://schemas.openxmlformats.org/drawingml/2006/main" noChangeAspect="1"/>
-            </wp:cNvGraphicFramePr>
-            <a:graphic xmlns:a="http://schemas.openxmlformats.org/drawingml/2006/main">
-              <a:graphicData uri="http://schemas.openxmlformats.org/drawingml/2006/picture">
-                <pic:pic xmlns:pic="http://schemas.openxmlformats.org/drawingml/2006/picture">
-                  <pic:nvPicPr>
-                    <pic:cNvPr id="13" name="图片 11"/>
-                    <pic:cNvPicPr>
-                      <a:picLocks noChangeAspect="1"/>
-                    </pic:cNvPicPr>
-                  </pic:nvPicPr>
-                  <pic:blipFill>
-                    <a:blip r:embed="rId18"/>
-                    <a:stretch>
-                      <a:fillRect/>
-                    </a:stretch>
-                  </pic:blipFill>
-                  <pic:spPr>
-                    <a:xfrm>
-                      <a:off x="0" y="0"/>
-                      <a:ext cx="5273040" cy="2824480"/>
-                    </a:xfrm>
-                    <a:prstGeom prst="rect">
-                      <a:avLst/>
-                    </a:prstGeom>
-                    <a:noFill/>
-                    <a:ln>
-                      <a:noFill/>
-                    </a:ln>
-                  </pic:spPr>
-                </pic:pic>
-              </a:graphicData>
-            </a:graphic>
-          </wp:inline>
-        </w:drawing>
-      </w:r>
-    </w:p>
-    <w:p>
-      <w:pPr>
-        <w:keepNext w:val="0"/>
-        <w:keepLines w:val="0"/>
-        <w:widowControl/>
-        <w:suppressLineNumbers w:val="0"/>
-        <w:jc w:val="left"/>
-        <w:rPr>
-          <w:rFonts w:hint="default" w:eastAsiaTheme="minorEastAsia"/>
-          <w:lang w:val="en-US" w:eastAsia="zh-CN"/>
-        </w:rPr>
-      </w:pPr>
-      <w:r>
-        <w:rPr>
-          <w:rFonts w:hint="eastAsia"/>
-          <w:lang w:val="en-US" w:eastAsia="zh-CN"/>
-        </w:rPr>
-        <w:t>全部做完达成了 75.22%覆盖率</w:t>
-      </w:r>
+          <w:sz w:val="36"/>
+          <w:szCs w:val="44"/>
+          <w:lang w:val="en-US" w:eastAsia="zh-CN"/>
+        </w:rPr>
+      </w:pPr>
+      <w:r>
+        <w:rPr>
+          <w:rFonts w:hint="eastAsia"/>
+          <w:sz w:val="36"/>
+          <w:szCs w:val="44"/>
+          <w:lang w:val="en-US" w:eastAsia="zh-CN"/>
+        </w:rPr>
+        <w:t>BUG05：Pop后上溢信号归零，说明信号粘滞性不行。</w:t>
+      </w:r>
+    </w:p>
+    <w:p>
+      <w:pPr>
+        <w:keepNext w:val="0"/>
+        <w:keepLines w:val="0"/>
+        <w:widowControl/>
+        <w:suppressLineNumbers w:val="0"/>
+        <w:jc w:val="left"/>
+        <w:rPr>
+          <w:rFonts w:hint="default"/>
+          <w:sz w:val="36"/>
+          <w:szCs w:val="44"/>
+          <w:lang w:val="en-US" w:eastAsia="zh-CN"/>
+        </w:rPr>
+      </w:pPr>
+    </w:p>
+    <w:p>
+      <w:pPr>
+        <w:keepNext w:val="0"/>
+        <w:keepLines w:val="0"/>
+        <w:widowControl/>
+        <w:suppressLineNumbers w:val="0"/>
+        <w:jc w:val="left"/>
+        <w:rPr>
+          <w:rFonts w:hint="default"/>
+          <w:color w:val="0070C0"/>
+          <w:sz w:val="32"/>
+          <w:szCs w:val="40"/>
+          <w:lang w:val="en-US" w:eastAsia="zh-CN"/>
+        </w:rPr>
+      </w:pPr>
+      <w:r>
+        <w:rPr>
+          <w:rFonts w:hint="eastAsia"/>
+          <w:color w:val="0070C0"/>
+          <w:sz w:val="32"/>
+          <w:szCs w:val="40"/>
+          <w:lang w:val="en-US" w:eastAsia="zh-CN"/>
+        </w:rPr>
+        <w:t>Clear功能检测 ✔</w:t>
+      </w:r>
+    </w:p>
+    <w:p>
+      <w:pPr>
+        <w:keepNext w:val="0"/>
+        <w:keepLines w:val="0"/>
+        <w:widowControl/>
+        <w:suppressLineNumbers w:val="0"/>
+        <w:jc w:val="left"/>
+        <w:rPr>
+          <w:rFonts w:hint="eastAsia"/>
+          <w:sz w:val="32"/>
+          <w:szCs w:val="40"/>
+          <w:lang w:val="en-US" w:eastAsia="zh-CN"/>
+        </w:rPr>
+      </w:pPr>
+    </w:p>
+    <w:p>
+      <w:pPr>
+        <w:keepNext w:val="0"/>
+        <w:keepLines w:val="0"/>
+        <w:widowControl/>
+        <w:suppressLineNumbers w:val="0"/>
+        <w:jc w:val="left"/>
+        <w:rPr>
+          <w:rFonts w:hint="eastAsia"/>
+          <w:sz w:val="32"/>
+          <w:szCs w:val="40"/>
+          <w:lang w:val="en-US" w:eastAsia="zh-CN"/>
+        </w:rPr>
+      </w:pPr>
+      <w:bookmarkStart w:id="0" w:name="_GoBack"/>
+      <w:bookmarkEnd w:id="0"/>
+      <w:r>
+        <w:rPr>
+          <w:rFonts w:hint="eastAsia"/>
+          <w:sz w:val="32"/>
+          <w:szCs w:val="40"/>
+          <w:lang w:val="en-US" w:eastAsia="zh-CN"/>
+        </w:rPr>
+        <w:t>几乎全满几乎全空阈值修改后的边界检测</w:t>
+      </w:r>
+    </w:p>
+    <w:p>
+      <w:pPr>
+        <w:keepNext w:val="0"/>
+        <w:keepLines w:val="0"/>
+        <w:widowControl/>
+        <w:suppressLineNumbers w:val="0"/>
+        <w:jc w:val="left"/>
+        <w:rPr>
+          <w:rFonts w:hint="eastAsia"/>
+          <w:lang w:val="en-US" w:eastAsia="zh-CN"/>
+        </w:rPr>
+      </w:pPr>
+    </w:p>
+    <w:p>
+      <w:pPr>
+        <w:keepNext w:val="0"/>
+        <w:keepLines w:val="0"/>
+        <w:widowControl/>
+        <w:suppressLineNumbers w:val="0"/>
+        <w:jc w:val="left"/>
+        <w:rPr>
+          <w:rFonts w:hint="eastAsia"/>
+          <w:lang w:val="en-US" w:eastAsia="zh-CN"/>
+        </w:rPr>
+      </w:pPr>
     </w:p>
     <w:p>
       <w:pPr>

--- a/report.docx
+++ b/report.docx
@@ -2030,16 +2030,16 @@
         <w:jc w:val="left"/>
         <w:rPr>
           <w:rFonts w:hint="default"/>
-          <w:color w:val="0070C0"/>
-          <w:sz w:val="32"/>
-          <w:szCs w:val="40"/>
-          <w:lang w:val="en-US" w:eastAsia="zh-CN"/>
-        </w:rPr>
-      </w:pPr>
-      <w:r>
-        <w:rPr>
-          <w:rFonts w:hint="eastAsia"/>
-          <w:color w:val="0070C0"/>
+          <w:color w:val="0000FF"/>
+          <w:sz w:val="32"/>
+          <w:szCs w:val="40"/>
+          <w:lang w:val="en-US" w:eastAsia="zh-CN"/>
+        </w:rPr>
+      </w:pPr>
+      <w:r>
+        <w:rPr>
+          <w:rFonts w:hint="eastAsia"/>
+          <w:color w:val="0000FF"/>
           <w:sz w:val="32"/>
           <w:szCs w:val="40"/>
           <w:lang w:val="en-US" w:eastAsia="zh-CN"/>
@@ -2071,32 +2071,385 @@
         <w:jc w:val="left"/>
         <w:rPr>
           <w:rFonts w:hint="eastAsia"/>
-          <w:sz w:val="32"/>
-          <w:szCs w:val="40"/>
-          <w:lang w:val="en-US" w:eastAsia="zh-CN"/>
-        </w:rPr>
-      </w:pPr>
+          <w:color w:val="0000FF"/>
+          <w:sz w:val="32"/>
+          <w:szCs w:val="40"/>
+          <w:lang w:val="en-US" w:eastAsia="zh-CN"/>
+        </w:rPr>
+      </w:pPr>
+      <w:r>
+        <w:rPr>
+          <w:rFonts w:hint="eastAsia"/>
+          <w:color w:val="0000FF"/>
+          <w:sz w:val="32"/>
+          <w:szCs w:val="40"/>
+          <w:lang w:val="en-US" w:eastAsia="zh-CN"/>
+        </w:rPr>
+        <w:t>几乎全满几乎全空阈值修改后的边界检测✔</w:t>
+      </w:r>
+    </w:p>
+    <w:p>
+      <w:pPr>
+        <w:keepNext w:val="0"/>
+        <w:keepLines w:val="0"/>
+        <w:widowControl/>
+        <w:suppressLineNumbers w:val="0"/>
+        <w:jc w:val="left"/>
+        <w:rPr>
+          <w:rFonts w:hint="eastAsia"/>
+          <w:color w:val="0000FF"/>
+          <w:sz w:val="32"/>
+          <w:szCs w:val="40"/>
+          <w:lang w:val="en-US" w:eastAsia="zh-CN"/>
+        </w:rPr>
+      </w:pPr>
+    </w:p>
+    <w:p>
+      <w:pPr>
+        <w:keepNext w:val="0"/>
+        <w:keepLines w:val="0"/>
+        <w:widowControl/>
+        <w:suppressLineNumbers w:val="0"/>
+        <w:jc w:val="left"/>
+        <w:rPr>
+          <w:rFonts w:hint="eastAsia"/>
+          <w:color w:val="0000FF"/>
+          <w:sz w:val="32"/>
+          <w:szCs w:val="40"/>
+          <w:lang w:val="en-US" w:eastAsia="zh-CN"/>
+        </w:rPr>
+      </w:pPr>
+      <w:r>
+        <w:rPr>
+          <w:rFonts w:hint="eastAsia"/>
+          <w:color w:val="0000FF"/>
+          <w:sz w:val="32"/>
+          <w:szCs w:val="40"/>
+          <w:lang w:val="en-US" w:eastAsia="zh-CN"/>
+        </w:rPr>
+        <w:t>Drop_on_full检测 ×</w:t>
+      </w:r>
+    </w:p>
+    <w:p>
+      <w:pPr>
+        <w:keepNext w:val="0"/>
+        <w:keepLines w:val="0"/>
+        <w:widowControl/>
+        <w:suppressLineNumbers w:val="0"/>
+        <w:jc w:val="left"/>
+        <w:rPr>
+          <w:rFonts w:hint="eastAsia"/>
+          <w:color w:val="0000FF"/>
+          <w:sz w:val="32"/>
+          <w:szCs w:val="40"/>
+          <w:lang w:val="en-US" w:eastAsia="zh-CN"/>
+        </w:rPr>
+      </w:pPr>
+      <w:r>
+        <w:rPr>
+          <w:rFonts w:hint="eastAsia"/>
+          <w:color w:val="0000FF"/>
+          <w:sz w:val="32"/>
+          <w:szCs w:val="40"/>
+          <w:lang w:val="en-US" w:eastAsia="zh-CN"/>
+        </w:rPr>
+        <w:drawing>
+          <wp:inline distT="0" distB="0" distL="114300" distR="114300">
+            <wp:extent cx="4524375" cy="742950"/>
+            <wp:effectExtent l="0" t="0" r="9525" b="0"/>
+            <wp:docPr id="12" name="图片 12" descr="a91c6a67271f7052fcb127921f0b3dcd"/>
+            <wp:cNvGraphicFramePr>
+              <a:graphicFrameLocks xmlns:a="http://schemas.openxmlformats.org/drawingml/2006/main" noChangeAspect="1"/>
+            </wp:cNvGraphicFramePr>
+            <a:graphic xmlns:a="http://schemas.openxmlformats.org/drawingml/2006/main">
+              <a:graphicData uri="http://schemas.openxmlformats.org/drawingml/2006/picture">
+                <pic:pic xmlns:pic="http://schemas.openxmlformats.org/drawingml/2006/picture">
+                  <pic:nvPicPr>
+                    <pic:cNvPr id="12" name="图片 12" descr="a91c6a67271f7052fcb127921f0b3dcd"/>
+                    <pic:cNvPicPr>
+                      <a:picLocks noChangeAspect="1"/>
+                    </pic:cNvPicPr>
+                  </pic:nvPicPr>
+                  <pic:blipFill>
+                    <a:blip r:embed="rId19"/>
+                    <a:stretch>
+                      <a:fillRect/>
+                    </a:stretch>
+                  </pic:blipFill>
+                  <pic:spPr>
+                    <a:xfrm>
+                      <a:off x="0" y="0"/>
+                      <a:ext cx="4524375" cy="742950"/>
+                    </a:xfrm>
+                    <a:prstGeom prst="rect">
+                      <a:avLst/>
+                    </a:prstGeom>
+                  </pic:spPr>
+                </pic:pic>
+              </a:graphicData>
+            </a:graphic>
+          </wp:inline>
+        </w:drawing>
+      </w:r>
+    </w:p>
+    <w:p>
+      <w:pPr>
+        <w:keepNext w:val="0"/>
+        <w:keepLines w:val="0"/>
+        <w:widowControl/>
+        <w:suppressLineNumbers w:val="0"/>
+        <w:jc w:val="left"/>
+        <w:rPr>
+          <w:rFonts w:hint="default"/>
+          <w:color w:val="auto"/>
+          <w:sz w:val="32"/>
+          <w:szCs w:val="40"/>
+          <w:lang w:val="en-US" w:eastAsia="zh-CN"/>
+        </w:rPr>
+      </w:pPr>
+      <w:r>
+        <w:rPr>
+          <w:rFonts w:hint="eastAsia"/>
+          <w:color w:val="auto"/>
+          <w:sz w:val="32"/>
+          <w:szCs w:val="40"/>
+          <w:lang w:val="en-US" w:eastAsia="zh-CN"/>
+        </w:rPr>
+        <w:t>Actual只有0 pslverr功能失效</w:t>
+      </w:r>
+    </w:p>
+    <w:p>
+      <w:pPr>
+        <w:keepNext w:val="0"/>
+        <w:keepLines w:val="0"/>
+        <w:widowControl/>
+        <w:suppressLineNumbers w:val="0"/>
+        <w:jc w:val="left"/>
+        <w:rPr>
+          <w:rFonts w:hint="default"/>
+          <w:color w:val="0000FF"/>
+          <w:sz w:val="32"/>
+          <w:szCs w:val="40"/>
+          <w:lang w:val="en-US" w:eastAsia="zh-CN"/>
+        </w:rPr>
+      </w:pPr>
+    </w:p>
+    <w:p>
+      <w:pPr>
+        <w:keepNext w:val="0"/>
+        <w:keepLines w:val="0"/>
+        <w:widowControl/>
+        <w:suppressLineNumbers w:val="0"/>
+        <w:jc w:val="left"/>
+        <w:rPr>
+          <w:rFonts w:hint="eastAsia"/>
+          <w:color w:val="0000FF"/>
+          <w:sz w:val="32"/>
+          <w:szCs w:val="40"/>
+          <w:lang w:val="en-US" w:eastAsia="zh-CN"/>
+        </w:rPr>
+      </w:pPr>
+    </w:p>
+    <w:p>
+      <w:pPr>
+        <w:keepNext w:val="0"/>
+        <w:keepLines w:val="0"/>
+        <w:widowControl/>
+        <w:suppressLineNumbers w:val="0"/>
+        <w:jc w:val="left"/>
+        <w:rPr>
+          <w:rFonts w:hint="eastAsia"/>
+          <w:color w:val="0000FF"/>
+          <w:sz w:val="32"/>
+          <w:szCs w:val="40"/>
+          <w:lang w:val="en-US" w:eastAsia="zh-CN"/>
+        </w:rPr>
+      </w:pPr>
+      <w:r>
+        <w:rPr>
+          <w:rFonts w:hint="eastAsia"/>
+          <w:color w:val="0000FF"/>
+          <w:sz w:val="32"/>
+          <w:szCs w:val="40"/>
+          <w:lang w:val="en-US" w:eastAsia="zh-CN"/>
+        </w:rPr>
+        <w:t>随机测试✔</w:t>
+      </w:r>
+    </w:p>
+    <w:p>
+      <w:pPr>
+        <w:keepNext w:val="0"/>
+        <w:keepLines w:val="0"/>
+        <w:widowControl/>
+        <w:suppressLineNumbers w:val="0"/>
+        <w:jc w:val="left"/>
+        <w:rPr>
+          <w:rFonts w:hint="eastAsia"/>
+          <w:color w:val="0000FF"/>
+          <w:sz w:val="32"/>
+          <w:szCs w:val="40"/>
+          <w:lang w:val="en-US" w:eastAsia="zh-CN"/>
+        </w:rPr>
+      </w:pPr>
+      <w:r>
+        <w:rPr>
+          <w:rFonts w:hint="eastAsia"/>
+          <w:color w:val="0000FF"/>
+          <w:sz w:val="32"/>
+          <w:szCs w:val="40"/>
+          <w:lang w:val="en-US" w:eastAsia="zh-CN"/>
+        </w:rPr>
+        <w:drawing>
+          <wp:inline distT="0" distB="0" distL="114300" distR="114300">
+            <wp:extent cx="5273675" cy="1879600"/>
+            <wp:effectExtent l="0" t="0" r="3175" b="6350"/>
+            <wp:docPr id="13" name="图片 13" descr="4a44a98e464f86ca75c8ef390e298425"/>
+            <wp:cNvGraphicFramePr>
+              <a:graphicFrameLocks xmlns:a="http://schemas.openxmlformats.org/drawingml/2006/main" noChangeAspect="1"/>
+            </wp:cNvGraphicFramePr>
+            <a:graphic xmlns:a="http://schemas.openxmlformats.org/drawingml/2006/main">
+              <a:graphicData uri="http://schemas.openxmlformats.org/drawingml/2006/picture">
+                <pic:pic xmlns:pic="http://schemas.openxmlformats.org/drawingml/2006/picture">
+                  <pic:nvPicPr>
+                    <pic:cNvPr id="13" name="图片 13" descr="4a44a98e464f86ca75c8ef390e298425"/>
+                    <pic:cNvPicPr>
+                      <a:picLocks noChangeAspect="1"/>
+                    </pic:cNvPicPr>
+                  </pic:nvPicPr>
+                  <pic:blipFill>
+                    <a:blip r:embed="rId20"/>
+                    <a:stretch>
+                      <a:fillRect/>
+                    </a:stretch>
+                  </pic:blipFill>
+                  <pic:spPr>
+                    <a:xfrm>
+                      <a:off x="0" y="0"/>
+                      <a:ext cx="5273675" cy="1879600"/>
+                    </a:xfrm>
+                    <a:prstGeom prst="rect">
+                      <a:avLst/>
+                    </a:prstGeom>
+                  </pic:spPr>
+                </pic:pic>
+              </a:graphicData>
+            </a:graphic>
+          </wp:inline>
+        </w:drawing>
+      </w:r>
+    </w:p>
+    <w:p>
+      <w:pPr>
+        <w:keepNext w:val="0"/>
+        <w:keepLines w:val="0"/>
+        <w:widowControl/>
+        <w:suppressLineNumbers w:val="0"/>
+        <w:jc w:val="left"/>
+        <w:rPr>
+          <w:rFonts w:hint="default"/>
+          <w:color w:val="auto"/>
+          <w:sz w:val="32"/>
+          <w:szCs w:val="40"/>
+          <w:lang w:val="en-US" w:eastAsia="zh-CN"/>
+        </w:rPr>
+      </w:pPr>
+      <w:r>
+        <w:rPr>
+          <w:rFonts w:hint="eastAsia"/>
+          <w:color w:val="auto"/>
+          <w:sz w:val="32"/>
+          <w:szCs w:val="40"/>
+          <w:lang w:val="en-US" w:eastAsia="zh-CN"/>
+        </w:rPr>
+        <w:t>最后完成了不错的覆盖率（恭喜！！！</w:t>
+      </w:r>
       <w:bookmarkStart w:id="0" w:name="_GoBack"/>
       <w:bookmarkEnd w:id="0"/>
       <w:r>
         <w:rPr>
           <w:rFonts w:hint="eastAsia"/>
-          <w:sz w:val="32"/>
-          <w:szCs w:val="40"/>
-          <w:lang w:val="en-US" w:eastAsia="zh-CN"/>
-        </w:rPr>
-        <w:t>几乎全满几乎全空阈值修改后的边界检测</w:t>
-      </w:r>
-    </w:p>
-    <w:p>
-      <w:pPr>
-        <w:keepNext w:val="0"/>
-        <w:keepLines w:val="0"/>
-        <w:widowControl/>
-        <w:suppressLineNumbers w:val="0"/>
-        <w:jc w:val="left"/>
-        <w:rPr>
-          <w:rFonts w:hint="eastAsia"/>
+          <w:color w:val="auto"/>
+          <w:sz w:val="32"/>
+          <w:szCs w:val="40"/>
+          <w:lang w:val="en-US" w:eastAsia="zh-CN"/>
+        </w:rPr>
+        <w:t>）</w:t>
+      </w:r>
+    </w:p>
+    <w:p>
+      <w:pPr>
+        <w:keepNext w:val="0"/>
+        <w:keepLines w:val="0"/>
+        <w:widowControl/>
+        <w:suppressLineNumbers w:val="0"/>
+        <w:jc w:val="left"/>
+        <w:rPr>
+          <w:rFonts w:hint="eastAsia"/>
+          <w:color w:val="0000FF"/>
+          <w:sz w:val="32"/>
+          <w:szCs w:val="40"/>
+          <w:lang w:val="en-US" w:eastAsia="zh-CN"/>
+        </w:rPr>
+      </w:pPr>
+    </w:p>
+    <w:p>
+      <w:pPr>
+        <w:keepNext w:val="0"/>
+        <w:keepLines w:val="0"/>
+        <w:widowControl/>
+        <w:suppressLineNumbers w:val="0"/>
+        <w:jc w:val="left"/>
+        <w:rPr>
+          <w:rFonts w:hint="default"/>
+          <w:color w:val="0000FF"/>
+          <w:sz w:val="32"/>
+          <w:szCs w:val="40"/>
+          <w:lang w:val="en-US" w:eastAsia="zh-CN"/>
+        </w:rPr>
+      </w:pPr>
+    </w:p>
+    <w:p>
+      <w:pPr>
+        <w:keepNext w:val="0"/>
+        <w:keepLines w:val="0"/>
+        <w:widowControl/>
+        <w:suppressLineNumbers w:val="0"/>
+        <w:jc w:val="left"/>
+        <w:rPr>
+          <w:rFonts w:hint="eastAsia"/>
+          <w:color w:val="0000FF"/>
+          <w:sz w:val="32"/>
+          <w:szCs w:val="40"/>
+          <w:lang w:val="en-US" w:eastAsia="zh-CN"/>
+        </w:rPr>
+      </w:pPr>
+    </w:p>
+    <w:p>
+      <w:pPr>
+        <w:keepNext w:val="0"/>
+        <w:keepLines w:val="0"/>
+        <w:widowControl/>
+        <w:suppressLineNumbers w:val="0"/>
+        <w:jc w:val="left"/>
+        <w:rPr>
+          <w:rFonts w:hint="default"/>
+          <w:color w:val="0000FF"/>
+          <w:sz w:val="32"/>
+          <w:szCs w:val="40"/>
+          <w:lang w:val="en-US" w:eastAsia="zh-CN"/>
+        </w:rPr>
+      </w:pPr>
+    </w:p>
+    <w:p>
+      <w:pPr>
+        <w:keepNext w:val="0"/>
+        <w:keepLines w:val="0"/>
+        <w:widowControl/>
+        <w:suppressLineNumbers w:val="0"/>
+        <w:jc w:val="left"/>
+        <w:rPr>
+          <w:rFonts w:hint="eastAsia"/>
+          <w:color w:val="0000FF"/>
           <w:lang w:val="en-US" w:eastAsia="zh-CN"/>
         </w:rPr>
       </w:pPr>
